--- a/【西宮】同意書・説明書雛形.docx
+++ b/【西宮】同意書・説明書雛形.docx
@@ -1,6 +1,6 @@
 
 <file path=word/document.xml><?xml version="1.0" encoding="utf-8"?>
-<w:document xmlns:wpc="http://schemas.microsoft.com/office/word/2010/wordprocessingCanvas" xmlns:cx="http://schemas.microsoft.com/office/drawing/2014/chartex" xmlns:cx1="http://schemas.microsoft.com/office/drawing/2015/9/8/chartex" xmlns:cx2="http://schemas.microsoft.com/office/drawing/2015/10/21/chartex" xmlns:cx3="http://schemas.microsoft.com/office/drawing/2016/5/9/chartex" xmlns:cx4="http://schemas.microsoft.com/office/drawing/2016/5/10/chartex" xmlns:cx5="http://schemas.microsoft.com/office/drawing/2016/5/11/chartex" xmlns:cx6="http://schemas.microsoft.com/office/drawing/2016/5/12/chartex" xmlns:cx7="http://schemas.microsoft.com/office/drawing/2016/5/13/chartex" xmlns:cx8="http://schemas.microsoft.com/office/drawing/2016/5/14/chartex" xmlns:mc="http://schemas.openxmlformats.org/markup-compatibility/2006" xmlns:aink="http://schemas.microsoft.com/office/drawing/2016/ink" xmlns:am3d="http://schemas.microsoft.com/office/drawing/2017/model3d" xmlns:o="urn:schemas-microsoft-com:office:office" xmlns:oel="http://schemas.microsoft.com/office/2019/extlst" xmlns:r="http://schemas.openxmlformats.org/officeDocument/2006/relationships" xmlns:m="http://schemas.openxmlformats.org/officeDocument/2006/math" xmlns:v="urn:schemas-microsoft-com:vml" xmlns:wp14="http://schemas.microsoft.com/office/word/2010/wordprocessingDrawing" xmlns:wp="http://schemas.openxmlformats.org/drawingml/2006/wordprocessingDrawing" xmlns:w10="urn:schemas-microsoft-com:office:word" xmlns:w="http://schemas.openxmlformats.org/wordprocessingml/2006/main" xmlns:w14="http://schemas.microsoft.com/office/word/2010/wordml" xmlns:w15="http://schemas.microsoft.com/office/word/2012/wordml" xmlns:w16cex="http://schemas.microsoft.com/office/word/2018/wordml/cex" xmlns:w16cid="http://schemas.microsoft.com/office/word/2016/wordml/cid" xmlns:w16="http://schemas.microsoft.com/office/word/2018/wordml" xmlns:w16du="http://schemas.microsoft.com/office/word/2023/wordml/word16du" xmlns:w16sdtdh="http://schemas.microsoft.com/office/word/2020/wordml/sdtdatahash" xmlns:w16sdtfl="http://schemas.microsoft.com/office/word/2024/wordml/sdtformatlock" xmlns:w16se="http://schemas.microsoft.com/office/word/2015/wordml/symex" xmlns:wpg="http://schemas.microsoft.com/office/word/2010/wordprocessingGroup" xmlns:wpi="http://schemas.microsoft.com/office/word/2010/wordprocessingInk" xmlns:wne="http://schemas.microsoft.com/office/word/2006/wordml" xmlns:wps="http://schemas.microsoft.com/office/word/2010/wordprocessingShape" mc:Ignorable="w14 w15 w16se w16cid w16 w16cex w16sdtdh w16sdtfl w16du wp14">
+<w:document xmlns:wpc="http://schemas.microsoft.com/office/word/2010/wordprocessingCanvas" xmlns:cx="http://schemas.microsoft.com/office/drawing/2014/chartex" xmlns:cx1="http://schemas.microsoft.com/office/drawing/2015/9/8/chartex" xmlns:cx2="http://schemas.microsoft.com/office/drawing/2015/10/21/chartex" xmlns:cx3="http://schemas.microsoft.com/office/drawing/2016/5/9/chartex" xmlns:cx4="http://schemas.microsoft.com/office/drawing/2016/5/10/chartex" xmlns:cx5="http://schemas.microsoft.com/office/drawing/2016/5/11/chartex" xmlns:cx6="http://schemas.microsoft.com/office/drawing/2016/5/12/chartex" xmlns:cx7="http://schemas.microsoft.com/office/drawing/2016/5/13/chartex" xmlns:cx8="http://schemas.microsoft.com/office/drawing/2016/5/14/chartex" xmlns:mc="http://schemas.openxmlformats.org/markup-compatibility/2006" xmlns:m="http://schemas.openxmlformats.org/officeDocument/2006/math" xmlns:aink="http://schemas.microsoft.com/office/drawing/2016/ink" xmlns:am3d="http://schemas.microsoft.com/office/drawing/2017/model3d" xmlns:oel="http://schemas.microsoft.com/office/2019/extlst" xmlns:r="http://schemas.openxmlformats.org/officeDocument/2006/relationships" xmlns:wp14="http://schemas.microsoft.com/office/word/2010/wordprocessingDrawing" xmlns:wp="http://schemas.openxmlformats.org/drawingml/2006/wordprocessingDrawing" xmlns:wpg="http://schemas.microsoft.com/office/word/2010/wordprocessingGroup" xmlns:wpi="http://schemas.microsoft.com/office/word/2010/wordprocessingInk" xmlns:wps="http://schemas.microsoft.com/office/word/2010/wordprocessingShape" xmlns:o="urn:schemas-microsoft-com:office:office" xmlns:v="urn:schemas-microsoft-com:vml" xmlns:w10="urn:schemas-microsoft-com:office:word" xmlns:w="http://schemas.openxmlformats.org/wordprocessingml/2006/main" xmlns:w14="http://schemas.microsoft.com/office/word/2010/wordml" xmlns:w15="http://schemas.microsoft.com/office/word/2012/wordml" xmlns:w16cex="http://schemas.microsoft.com/office/word/2018/wordml/cex" xmlns:w16cid="http://schemas.microsoft.com/office/word/2016/wordml/cid" xmlns:w16="http://schemas.microsoft.com/office/word/2018/wordml" xmlns:w16sdtdh="http://schemas.microsoft.com/office/word/2020/wordml/sdtdatahash" xmlns:w16sdtfl="http://schemas.microsoft.com/office/word/2024/wordml/sdtformatlock" xmlns:w16se="http://schemas.microsoft.com/office/word/2015/wordml/symex" xmlns:w16du="http://schemas.microsoft.com/office/word/2023/wordml/word16du" xmlns:wne="http://schemas.microsoft.com/office/word/2006/wordml" mc:Ignorable="w14 w15 w16se w16cid w16 w16cex w16sdtdh w16sdtfl w16du wp14">
   <w:body>
     <w:tbl>
       <w:tblPr>
@@ -1159,16 +1159,7 @@
               <w:szCs w:val="24"/>
               <w:u w:val="single"/>
             </w:rPr>
-            <w:t>手術／処置／検査</w:t>
-          </w:r>
-          <w:r>
-            <w:rPr>
-              <w:rFonts w:asciiTheme="majorEastAsia" w:eastAsiaTheme="majorEastAsia" w:hAnsiTheme="majorEastAsia" w:hint="eastAsia"/>
-              <w:sz w:val="24"/>
-              <w:szCs w:val="24"/>
-              <w:u w:val="single"/>
-            </w:rPr>
-            <w:t>の名称</w:t>
+            <w:t>手術／処置／検査の名称</w:t>
           </w:r>
         </w:sdtContent>
       </w:sdt>
@@ -4548,14 +4539,6 @@
           <w:docGrid w:type="lines" w:linePitch="360"/>
         </w:sectPr>
       </w:pPr>
-      <w:r>
-        <w:rPr>
-          <w:rFonts w:asciiTheme="majorEastAsia" w:eastAsiaTheme="majorEastAsia" w:hAnsiTheme="majorEastAsia"/>
-          <w:sz w:val="24"/>
-          <w:szCs w:val="24"/>
-        </w:rPr>
-        <w:br w:type="page"/>
-      </w:r>
     </w:p>
     <w:tbl>
       <w:tblPr>
@@ -4753,7 +4736,23 @@
                                 <w:rFonts w:hint="eastAsia"/>
                                 <w:color w:val="000000" w:themeColor="text1"/>
                               </w:rPr>
-                              <w:t>$$QR(001)$$</w:t>
+                              <w:t>$$</w:t>
+                            </w:r>
+                            <w:proofErr w:type="gramStart"/>
+                            <w:r>
+                              <w:rPr>
+                                <w:rFonts w:hint="eastAsia"/>
+                                <w:color w:val="000000" w:themeColor="text1"/>
+                              </w:rPr>
+                              <w:t>QR(001)$</w:t>
+                            </w:r>
+                            <w:proofErr w:type="gramEnd"/>
+                            <w:r>
+                              <w:rPr>
+                                <w:rFonts w:hint="eastAsia"/>
+                                <w:color w:val="000000" w:themeColor="text1"/>
+                              </w:rPr>
+                              <w:t>$</w:t>
                             </w:r>
                           </w:p>
                         </w:txbxContent>
@@ -6096,6 +6095,7 @@
           <w:rFonts w:asciiTheme="majorEastAsia" w:eastAsiaTheme="majorEastAsia" w:hAnsiTheme="majorEastAsia"/>
           <w:sz w:val="24"/>
           <w:szCs w:val="24"/>
+          <w:u w:val="single"/>
         </w:rPr>
       </w:pPr>
       <w:r>
@@ -6173,8 +6173,10 @@
     </w:p>
     <w:p>
       <w:pPr>
-        <w:widowControl/>
-        <w:jc w:val="left"/>
+        <w:tabs>
+          <w:tab w:val="left" w:pos="1701"/>
+          <w:tab w:val="left" w:pos="3119"/>
+        </w:tabs>
         <w:rPr>
           <w:rFonts w:asciiTheme="majorEastAsia" w:eastAsiaTheme="majorEastAsia" w:hAnsiTheme="majorEastAsia"/>
           <w:sz w:val="24"/>
@@ -6189,14 +6191,6 @@
           <w:docGrid w:type="lines" w:linePitch="360"/>
         </w:sectPr>
       </w:pPr>
-      <w:r>
-        <w:rPr>
-          <w:rFonts w:asciiTheme="majorEastAsia" w:eastAsiaTheme="majorEastAsia" w:hAnsiTheme="majorEastAsia"/>
-          <w:sz w:val="24"/>
-          <w:szCs w:val="24"/>
-        </w:rPr>
-        <w:br w:type="page"/>
-      </w:r>
     </w:p>
     <w:tbl>
       <w:tblPr>
@@ -6394,7 +6388,23 @@
                                 <w:rFonts w:hint="eastAsia"/>
                                 <w:color w:val="000000" w:themeColor="text1"/>
                               </w:rPr>
-                              <w:t>$$QR(001)$$</w:t>
+                              <w:t>$$</w:t>
+                            </w:r>
+                            <w:proofErr w:type="gramStart"/>
+                            <w:r>
+                              <w:rPr>
+                                <w:rFonts w:hint="eastAsia"/>
+                                <w:color w:val="000000" w:themeColor="text1"/>
+                              </w:rPr>
+                              <w:t>QR(001)$</w:t>
+                            </w:r>
+                            <w:proofErr w:type="gramEnd"/>
+                            <w:r>
+                              <w:rPr>
+                                <w:rFonts w:hint="eastAsia"/>
+                                <w:color w:val="000000" w:themeColor="text1"/>
+                              </w:rPr>
+                              <w:t>$</w:t>
                             </w:r>
                           </w:p>
                         </w:txbxContent>
@@ -8164,7 +8174,7 @@
 </file>
 
 <file path=word/endnotes.xml><?xml version="1.0" encoding="utf-8"?>
-<w:endnotes xmlns:wpc="http://schemas.microsoft.com/office/word/2010/wordprocessingCanvas" xmlns:cx="http://schemas.microsoft.com/office/drawing/2014/chartex" xmlns:cx1="http://schemas.microsoft.com/office/drawing/2015/9/8/chartex" xmlns:cx2="http://schemas.microsoft.com/office/drawing/2015/10/21/chartex" xmlns:cx3="http://schemas.microsoft.com/office/drawing/2016/5/9/chartex" xmlns:cx4="http://schemas.microsoft.com/office/drawing/2016/5/10/chartex" xmlns:cx5="http://schemas.microsoft.com/office/drawing/2016/5/11/chartex" xmlns:cx6="http://schemas.microsoft.com/office/drawing/2016/5/12/chartex" xmlns:cx7="http://schemas.microsoft.com/office/drawing/2016/5/13/chartex" xmlns:cx8="http://schemas.microsoft.com/office/drawing/2016/5/14/chartex" xmlns:mc="http://schemas.openxmlformats.org/markup-compatibility/2006" xmlns:aink="http://schemas.microsoft.com/office/drawing/2016/ink" xmlns:am3d="http://schemas.microsoft.com/office/drawing/2017/model3d" xmlns:o="urn:schemas-microsoft-com:office:office" xmlns:oel="http://schemas.microsoft.com/office/2019/extlst" xmlns:r="http://schemas.openxmlformats.org/officeDocument/2006/relationships" xmlns:m="http://schemas.openxmlformats.org/officeDocument/2006/math" xmlns:v="urn:schemas-microsoft-com:vml" xmlns:wp14="http://schemas.microsoft.com/office/word/2010/wordprocessingDrawing" xmlns:wp="http://schemas.openxmlformats.org/drawingml/2006/wordprocessingDrawing" xmlns:w10="urn:schemas-microsoft-com:office:word" xmlns:w="http://schemas.openxmlformats.org/wordprocessingml/2006/main" xmlns:w14="http://schemas.microsoft.com/office/word/2010/wordml" xmlns:w15="http://schemas.microsoft.com/office/word/2012/wordml" xmlns:w16cex="http://schemas.microsoft.com/office/word/2018/wordml/cex" xmlns:w16cid="http://schemas.microsoft.com/office/word/2016/wordml/cid" xmlns:w16="http://schemas.microsoft.com/office/word/2018/wordml" xmlns:w16du="http://schemas.microsoft.com/office/word/2023/wordml/word16du" xmlns:w16sdtdh="http://schemas.microsoft.com/office/word/2020/wordml/sdtdatahash" xmlns:w16sdtfl="http://schemas.microsoft.com/office/word/2024/wordml/sdtformatlock" xmlns:w16se="http://schemas.microsoft.com/office/word/2015/wordml/symex" xmlns:wpg="http://schemas.microsoft.com/office/word/2010/wordprocessingGroup" xmlns:wpi="http://schemas.microsoft.com/office/word/2010/wordprocessingInk" xmlns:wne="http://schemas.microsoft.com/office/word/2006/wordml" xmlns:wps="http://schemas.microsoft.com/office/word/2010/wordprocessingShape" mc:Ignorable="w14 w15 w16se w16cid w16 w16cex w16sdtdh w16sdtfl w16du wp14">
+<w:endnotes xmlns:wpc="http://schemas.microsoft.com/office/word/2010/wordprocessingCanvas" xmlns:cx="http://schemas.microsoft.com/office/drawing/2014/chartex" xmlns:cx1="http://schemas.microsoft.com/office/drawing/2015/9/8/chartex" xmlns:cx2="http://schemas.microsoft.com/office/drawing/2015/10/21/chartex" xmlns:cx3="http://schemas.microsoft.com/office/drawing/2016/5/9/chartex" xmlns:cx4="http://schemas.microsoft.com/office/drawing/2016/5/10/chartex" xmlns:cx5="http://schemas.microsoft.com/office/drawing/2016/5/11/chartex" xmlns:cx6="http://schemas.microsoft.com/office/drawing/2016/5/12/chartex" xmlns:cx7="http://schemas.microsoft.com/office/drawing/2016/5/13/chartex" xmlns:cx8="http://schemas.microsoft.com/office/drawing/2016/5/14/chartex" xmlns:mc="http://schemas.openxmlformats.org/markup-compatibility/2006" xmlns:m="http://schemas.openxmlformats.org/officeDocument/2006/math" xmlns:aink="http://schemas.microsoft.com/office/drawing/2016/ink" xmlns:am3d="http://schemas.microsoft.com/office/drawing/2017/model3d" xmlns:oel="http://schemas.microsoft.com/office/2019/extlst" xmlns:r="http://schemas.openxmlformats.org/officeDocument/2006/relationships" xmlns:wp14="http://schemas.microsoft.com/office/word/2010/wordprocessingDrawing" xmlns:wp="http://schemas.openxmlformats.org/drawingml/2006/wordprocessingDrawing" xmlns:wpg="http://schemas.microsoft.com/office/word/2010/wordprocessingGroup" xmlns:wpi="http://schemas.microsoft.com/office/word/2010/wordprocessingInk" xmlns:wps="http://schemas.microsoft.com/office/word/2010/wordprocessingShape" xmlns:o="urn:schemas-microsoft-com:office:office" xmlns:v="urn:schemas-microsoft-com:vml" xmlns:w10="urn:schemas-microsoft-com:office:word" xmlns:w="http://schemas.openxmlformats.org/wordprocessingml/2006/main" xmlns:w14="http://schemas.microsoft.com/office/word/2010/wordml" xmlns:w15="http://schemas.microsoft.com/office/word/2012/wordml" xmlns:w16cex="http://schemas.microsoft.com/office/word/2018/wordml/cex" xmlns:w16cid="http://schemas.microsoft.com/office/word/2016/wordml/cid" xmlns:w16="http://schemas.microsoft.com/office/word/2018/wordml" xmlns:w16sdtdh="http://schemas.microsoft.com/office/word/2020/wordml/sdtdatahash" xmlns:w16sdtfl="http://schemas.microsoft.com/office/word/2024/wordml/sdtformatlock" xmlns:w16se="http://schemas.microsoft.com/office/word/2015/wordml/symex" xmlns:w16du="http://schemas.microsoft.com/office/word/2023/wordml/word16du" xmlns:wne="http://schemas.microsoft.com/office/word/2006/wordml" mc:Ignorable="w14 w15 w16se w16cid w16 w16cex w16sdtdh w16sdtfl w16du wp14">
   <w:endnote w:type="separator" w:id="-1">
     <w:p>
       <w:r>
@@ -8183,7 +8193,7 @@
 </file>
 
 <file path=word/footer1.xml><?xml version="1.0" encoding="utf-8"?>
-<w:ftr xmlns:wpc="http://schemas.microsoft.com/office/word/2010/wordprocessingCanvas" xmlns:cx="http://schemas.microsoft.com/office/drawing/2014/chartex" xmlns:cx1="http://schemas.microsoft.com/office/drawing/2015/9/8/chartex" xmlns:cx2="http://schemas.microsoft.com/office/drawing/2015/10/21/chartex" xmlns:cx3="http://schemas.microsoft.com/office/drawing/2016/5/9/chartex" xmlns:cx4="http://schemas.microsoft.com/office/drawing/2016/5/10/chartex" xmlns:cx5="http://schemas.microsoft.com/office/drawing/2016/5/11/chartex" xmlns:cx6="http://schemas.microsoft.com/office/drawing/2016/5/12/chartex" xmlns:cx7="http://schemas.microsoft.com/office/drawing/2016/5/13/chartex" xmlns:cx8="http://schemas.microsoft.com/office/drawing/2016/5/14/chartex" xmlns:mc="http://schemas.openxmlformats.org/markup-compatibility/2006" xmlns:aink="http://schemas.microsoft.com/office/drawing/2016/ink" xmlns:am3d="http://schemas.microsoft.com/office/drawing/2017/model3d" xmlns:o="urn:schemas-microsoft-com:office:office" xmlns:oel="http://schemas.microsoft.com/office/2019/extlst" xmlns:r="http://schemas.openxmlformats.org/officeDocument/2006/relationships" xmlns:m="http://schemas.openxmlformats.org/officeDocument/2006/math" xmlns:v="urn:schemas-microsoft-com:vml" xmlns:wp14="http://schemas.microsoft.com/office/word/2010/wordprocessingDrawing" xmlns:wp="http://schemas.openxmlformats.org/drawingml/2006/wordprocessingDrawing" xmlns:w10="urn:schemas-microsoft-com:office:word" xmlns:w="http://schemas.openxmlformats.org/wordprocessingml/2006/main" xmlns:w14="http://schemas.microsoft.com/office/word/2010/wordml" xmlns:w15="http://schemas.microsoft.com/office/word/2012/wordml" xmlns:w16cex="http://schemas.microsoft.com/office/word/2018/wordml/cex" xmlns:w16cid="http://schemas.microsoft.com/office/word/2016/wordml/cid" xmlns:w16="http://schemas.microsoft.com/office/word/2018/wordml" xmlns:w16du="http://schemas.microsoft.com/office/word/2023/wordml/word16du" xmlns:w16sdtdh="http://schemas.microsoft.com/office/word/2020/wordml/sdtdatahash" xmlns:w16sdtfl="http://schemas.microsoft.com/office/word/2024/wordml/sdtformatlock" xmlns:w16se="http://schemas.microsoft.com/office/word/2015/wordml/symex" xmlns:wpg="http://schemas.microsoft.com/office/word/2010/wordprocessingGroup" xmlns:wpi="http://schemas.microsoft.com/office/word/2010/wordprocessingInk" xmlns:wne="http://schemas.microsoft.com/office/word/2006/wordml" xmlns:wps="http://schemas.microsoft.com/office/word/2010/wordprocessingShape" mc:Ignorable="w14 w15 w16se w16cid w16 w16cex w16sdtdh w16sdtfl w16du wp14">
+<w:ftr xmlns:wpc="http://schemas.microsoft.com/office/word/2010/wordprocessingCanvas" xmlns:cx="http://schemas.microsoft.com/office/drawing/2014/chartex" xmlns:cx1="http://schemas.microsoft.com/office/drawing/2015/9/8/chartex" xmlns:cx2="http://schemas.microsoft.com/office/drawing/2015/10/21/chartex" xmlns:cx3="http://schemas.microsoft.com/office/drawing/2016/5/9/chartex" xmlns:cx4="http://schemas.microsoft.com/office/drawing/2016/5/10/chartex" xmlns:cx5="http://schemas.microsoft.com/office/drawing/2016/5/11/chartex" xmlns:cx6="http://schemas.microsoft.com/office/drawing/2016/5/12/chartex" xmlns:cx7="http://schemas.microsoft.com/office/drawing/2016/5/13/chartex" xmlns:cx8="http://schemas.microsoft.com/office/drawing/2016/5/14/chartex" xmlns:mc="http://schemas.openxmlformats.org/markup-compatibility/2006" xmlns:m="http://schemas.openxmlformats.org/officeDocument/2006/math" xmlns:aink="http://schemas.microsoft.com/office/drawing/2016/ink" xmlns:am3d="http://schemas.microsoft.com/office/drawing/2017/model3d" xmlns:oel="http://schemas.microsoft.com/office/2019/extlst" xmlns:r="http://schemas.openxmlformats.org/officeDocument/2006/relationships" xmlns:wp14="http://schemas.microsoft.com/office/word/2010/wordprocessingDrawing" xmlns:wp="http://schemas.openxmlformats.org/drawingml/2006/wordprocessingDrawing" xmlns:wpg="http://schemas.microsoft.com/office/word/2010/wordprocessingGroup" xmlns:wpi="http://schemas.microsoft.com/office/word/2010/wordprocessingInk" xmlns:wps="http://schemas.microsoft.com/office/word/2010/wordprocessingShape" xmlns:o="urn:schemas-microsoft-com:office:office" xmlns:v="urn:schemas-microsoft-com:vml" xmlns:w10="urn:schemas-microsoft-com:office:word" xmlns:w="http://schemas.openxmlformats.org/wordprocessingml/2006/main" xmlns:w14="http://schemas.microsoft.com/office/word/2010/wordml" xmlns:w15="http://schemas.microsoft.com/office/word/2012/wordml" xmlns:w16cex="http://schemas.microsoft.com/office/word/2018/wordml/cex" xmlns:w16cid="http://schemas.microsoft.com/office/word/2016/wordml/cid" xmlns:w16="http://schemas.microsoft.com/office/word/2018/wordml" xmlns:w16sdtdh="http://schemas.microsoft.com/office/word/2020/wordml/sdtdatahash" xmlns:w16sdtfl="http://schemas.microsoft.com/office/word/2024/wordml/sdtformatlock" xmlns:w16se="http://schemas.microsoft.com/office/word/2015/wordml/symex" xmlns:w16du="http://schemas.microsoft.com/office/word/2023/wordml/word16du" xmlns:wne="http://schemas.microsoft.com/office/word/2006/wordml" mc:Ignorable="w14 w15 w16se w16cid w16 w16cex w16sdtdh w16sdtfl w16du wp14">
   <w:p>
     <w:pPr>
       <w:pStyle w:val="a5"/>
@@ -8477,7 +8487,7 @@
 </file>
 
 <file path=word/footer2.xml><?xml version="1.0" encoding="utf-8"?>
-<w:ftr xmlns:wpc="http://schemas.microsoft.com/office/word/2010/wordprocessingCanvas" xmlns:cx="http://schemas.microsoft.com/office/drawing/2014/chartex" xmlns:cx1="http://schemas.microsoft.com/office/drawing/2015/9/8/chartex" xmlns:cx2="http://schemas.microsoft.com/office/drawing/2015/10/21/chartex" xmlns:cx3="http://schemas.microsoft.com/office/drawing/2016/5/9/chartex" xmlns:cx4="http://schemas.microsoft.com/office/drawing/2016/5/10/chartex" xmlns:cx5="http://schemas.microsoft.com/office/drawing/2016/5/11/chartex" xmlns:cx6="http://schemas.microsoft.com/office/drawing/2016/5/12/chartex" xmlns:cx7="http://schemas.microsoft.com/office/drawing/2016/5/13/chartex" xmlns:cx8="http://schemas.microsoft.com/office/drawing/2016/5/14/chartex" xmlns:mc="http://schemas.openxmlformats.org/markup-compatibility/2006" xmlns:aink="http://schemas.microsoft.com/office/drawing/2016/ink" xmlns:am3d="http://schemas.microsoft.com/office/drawing/2017/model3d" xmlns:o="urn:schemas-microsoft-com:office:office" xmlns:oel="http://schemas.microsoft.com/office/2019/extlst" xmlns:r="http://schemas.openxmlformats.org/officeDocument/2006/relationships" xmlns:m="http://schemas.openxmlformats.org/officeDocument/2006/math" xmlns:v="urn:schemas-microsoft-com:vml" xmlns:wp14="http://schemas.microsoft.com/office/word/2010/wordprocessingDrawing" xmlns:wp="http://schemas.openxmlformats.org/drawingml/2006/wordprocessingDrawing" xmlns:w10="urn:schemas-microsoft-com:office:word" xmlns:w="http://schemas.openxmlformats.org/wordprocessingml/2006/main" xmlns:w14="http://schemas.microsoft.com/office/word/2010/wordml" xmlns:w15="http://schemas.microsoft.com/office/word/2012/wordml" xmlns:w16cex="http://schemas.microsoft.com/office/word/2018/wordml/cex" xmlns:w16cid="http://schemas.microsoft.com/office/word/2016/wordml/cid" xmlns:w16="http://schemas.microsoft.com/office/word/2018/wordml" xmlns:w16du="http://schemas.microsoft.com/office/word/2023/wordml/word16du" xmlns:w16sdtdh="http://schemas.microsoft.com/office/word/2020/wordml/sdtdatahash" xmlns:w16sdtfl="http://schemas.microsoft.com/office/word/2024/wordml/sdtformatlock" xmlns:w16se="http://schemas.microsoft.com/office/word/2015/wordml/symex" xmlns:wpg="http://schemas.microsoft.com/office/word/2010/wordprocessingGroup" xmlns:wpi="http://schemas.microsoft.com/office/word/2010/wordprocessingInk" xmlns:wne="http://schemas.microsoft.com/office/word/2006/wordml" xmlns:wps="http://schemas.microsoft.com/office/word/2010/wordprocessingShape" mc:Ignorable="w14 w15 w16se w16cid w16 w16cex w16sdtdh w16sdtfl w16du wp14">
+<w:ftr xmlns:wpc="http://schemas.microsoft.com/office/word/2010/wordprocessingCanvas" xmlns:cx="http://schemas.microsoft.com/office/drawing/2014/chartex" xmlns:cx1="http://schemas.microsoft.com/office/drawing/2015/9/8/chartex" xmlns:cx2="http://schemas.microsoft.com/office/drawing/2015/10/21/chartex" xmlns:cx3="http://schemas.microsoft.com/office/drawing/2016/5/9/chartex" xmlns:cx4="http://schemas.microsoft.com/office/drawing/2016/5/10/chartex" xmlns:cx5="http://schemas.microsoft.com/office/drawing/2016/5/11/chartex" xmlns:cx6="http://schemas.microsoft.com/office/drawing/2016/5/12/chartex" xmlns:cx7="http://schemas.microsoft.com/office/drawing/2016/5/13/chartex" xmlns:cx8="http://schemas.microsoft.com/office/drawing/2016/5/14/chartex" xmlns:mc="http://schemas.openxmlformats.org/markup-compatibility/2006" xmlns:m="http://schemas.openxmlformats.org/officeDocument/2006/math" xmlns:aink="http://schemas.microsoft.com/office/drawing/2016/ink" xmlns:am3d="http://schemas.microsoft.com/office/drawing/2017/model3d" xmlns:oel="http://schemas.microsoft.com/office/2019/extlst" xmlns:r="http://schemas.openxmlformats.org/officeDocument/2006/relationships" xmlns:wp14="http://schemas.microsoft.com/office/word/2010/wordprocessingDrawing" xmlns:wp="http://schemas.openxmlformats.org/drawingml/2006/wordprocessingDrawing" xmlns:wpg="http://schemas.microsoft.com/office/word/2010/wordprocessingGroup" xmlns:wpi="http://schemas.microsoft.com/office/word/2010/wordprocessingInk" xmlns:wps="http://schemas.microsoft.com/office/word/2010/wordprocessingShape" xmlns:o="urn:schemas-microsoft-com:office:office" xmlns:v="urn:schemas-microsoft-com:vml" xmlns:w10="urn:schemas-microsoft-com:office:word" xmlns:w="http://schemas.openxmlformats.org/wordprocessingml/2006/main" xmlns:w14="http://schemas.microsoft.com/office/word/2010/wordml" xmlns:w15="http://schemas.microsoft.com/office/word/2012/wordml" xmlns:w16cex="http://schemas.microsoft.com/office/word/2018/wordml/cex" xmlns:w16cid="http://schemas.microsoft.com/office/word/2016/wordml/cid" xmlns:w16="http://schemas.microsoft.com/office/word/2018/wordml" xmlns:w16sdtdh="http://schemas.microsoft.com/office/word/2020/wordml/sdtdatahash" xmlns:w16sdtfl="http://schemas.microsoft.com/office/word/2024/wordml/sdtformatlock" xmlns:w16se="http://schemas.microsoft.com/office/word/2015/wordml/symex" xmlns:w16du="http://schemas.microsoft.com/office/word/2023/wordml/word16du" xmlns:wne="http://schemas.microsoft.com/office/word/2006/wordml" mc:Ignorable="w14 w15 w16se w16cid w16 w16cex w16sdtdh w16sdtfl w16du wp14">
   <w:p>
     <w:pPr>
       <w:pStyle w:val="a5"/>
@@ -8771,7 +8781,7 @@
 </file>
 
 <file path=word/footer3.xml><?xml version="1.0" encoding="utf-8"?>
-<w:ftr xmlns:wpc="http://schemas.microsoft.com/office/word/2010/wordprocessingCanvas" xmlns:cx="http://schemas.microsoft.com/office/drawing/2014/chartex" xmlns:cx1="http://schemas.microsoft.com/office/drawing/2015/9/8/chartex" xmlns:cx2="http://schemas.microsoft.com/office/drawing/2015/10/21/chartex" xmlns:cx3="http://schemas.microsoft.com/office/drawing/2016/5/9/chartex" xmlns:cx4="http://schemas.microsoft.com/office/drawing/2016/5/10/chartex" xmlns:cx5="http://schemas.microsoft.com/office/drawing/2016/5/11/chartex" xmlns:cx6="http://schemas.microsoft.com/office/drawing/2016/5/12/chartex" xmlns:cx7="http://schemas.microsoft.com/office/drawing/2016/5/13/chartex" xmlns:cx8="http://schemas.microsoft.com/office/drawing/2016/5/14/chartex" xmlns:mc="http://schemas.openxmlformats.org/markup-compatibility/2006" xmlns:aink="http://schemas.microsoft.com/office/drawing/2016/ink" xmlns:am3d="http://schemas.microsoft.com/office/drawing/2017/model3d" xmlns:o="urn:schemas-microsoft-com:office:office" xmlns:oel="http://schemas.microsoft.com/office/2019/extlst" xmlns:r="http://schemas.openxmlformats.org/officeDocument/2006/relationships" xmlns:m="http://schemas.openxmlformats.org/officeDocument/2006/math" xmlns:v="urn:schemas-microsoft-com:vml" xmlns:wp14="http://schemas.microsoft.com/office/word/2010/wordprocessingDrawing" xmlns:wp="http://schemas.openxmlformats.org/drawingml/2006/wordprocessingDrawing" xmlns:w10="urn:schemas-microsoft-com:office:word" xmlns:w="http://schemas.openxmlformats.org/wordprocessingml/2006/main" xmlns:w14="http://schemas.microsoft.com/office/word/2010/wordml" xmlns:w15="http://schemas.microsoft.com/office/word/2012/wordml" xmlns:w16cex="http://schemas.microsoft.com/office/word/2018/wordml/cex" xmlns:w16cid="http://schemas.microsoft.com/office/word/2016/wordml/cid" xmlns:w16="http://schemas.microsoft.com/office/word/2018/wordml" xmlns:w16du="http://schemas.microsoft.com/office/word/2023/wordml/word16du" xmlns:w16sdtdh="http://schemas.microsoft.com/office/word/2020/wordml/sdtdatahash" xmlns:w16sdtfl="http://schemas.microsoft.com/office/word/2024/wordml/sdtformatlock" xmlns:w16se="http://schemas.microsoft.com/office/word/2015/wordml/symex" xmlns:wpg="http://schemas.microsoft.com/office/word/2010/wordprocessingGroup" xmlns:wpi="http://schemas.microsoft.com/office/word/2010/wordprocessingInk" xmlns:wne="http://schemas.microsoft.com/office/word/2006/wordml" xmlns:wps="http://schemas.microsoft.com/office/word/2010/wordprocessingShape" mc:Ignorable="w14 w15 w16se w16cid w16 w16cex w16sdtdh w16sdtfl w16du wp14">
+<w:ftr xmlns:wpc="http://schemas.microsoft.com/office/word/2010/wordprocessingCanvas" xmlns:cx="http://schemas.microsoft.com/office/drawing/2014/chartex" xmlns:cx1="http://schemas.microsoft.com/office/drawing/2015/9/8/chartex" xmlns:cx2="http://schemas.microsoft.com/office/drawing/2015/10/21/chartex" xmlns:cx3="http://schemas.microsoft.com/office/drawing/2016/5/9/chartex" xmlns:cx4="http://schemas.microsoft.com/office/drawing/2016/5/10/chartex" xmlns:cx5="http://schemas.microsoft.com/office/drawing/2016/5/11/chartex" xmlns:cx6="http://schemas.microsoft.com/office/drawing/2016/5/12/chartex" xmlns:cx7="http://schemas.microsoft.com/office/drawing/2016/5/13/chartex" xmlns:cx8="http://schemas.microsoft.com/office/drawing/2016/5/14/chartex" xmlns:mc="http://schemas.openxmlformats.org/markup-compatibility/2006" xmlns:m="http://schemas.openxmlformats.org/officeDocument/2006/math" xmlns:aink="http://schemas.microsoft.com/office/drawing/2016/ink" xmlns:am3d="http://schemas.microsoft.com/office/drawing/2017/model3d" xmlns:oel="http://schemas.microsoft.com/office/2019/extlst" xmlns:r="http://schemas.openxmlformats.org/officeDocument/2006/relationships" xmlns:wp14="http://schemas.microsoft.com/office/word/2010/wordprocessingDrawing" xmlns:wp="http://schemas.openxmlformats.org/drawingml/2006/wordprocessingDrawing" xmlns:wpg="http://schemas.microsoft.com/office/word/2010/wordprocessingGroup" xmlns:wpi="http://schemas.microsoft.com/office/word/2010/wordprocessingInk" xmlns:wps="http://schemas.microsoft.com/office/word/2010/wordprocessingShape" xmlns:o="urn:schemas-microsoft-com:office:office" xmlns:v="urn:schemas-microsoft-com:vml" xmlns:w10="urn:schemas-microsoft-com:office:word" xmlns:w="http://schemas.openxmlformats.org/wordprocessingml/2006/main" xmlns:w14="http://schemas.microsoft.com/office/word/2010/wordml" xmlns:w15="http://schemas.microsoft.com/office/word/2012/wordml" xmlns:w16cex="http://schemas.microsoft.com/office/word/2018/wordml/cex" xmlns:w16cid="http://schemas.microsoft.com/office/word/2016/wordml/cid" xmlns:w16="http://schemas.microsoft.com/office/word/2018/wordml" xmlns:w16sdtdh="http://schemas.microsoft.com/office/word/2020/wordml/sdtdatahash" xmlns:w16sdtfl="http://schemas.microsoft.com/office/word/2024/wordml/sdtformatlock" xmlns:w16se="http://schemas.microsoft.com/office/word/2015/wordml/symex" xmlns:w16du="http://schemas.microsoft.com/office/word/2023/wordml/word16du" xmlns:wne="http://schemas.microsoft.com/office/word/2006/wordml" mc:Ignorable="w14 w15 w16se w16cid w16 w16cex w16sdtdh w16sdtfl w16du wp14">
   <w:p>
     <w:pPr>
       <w:pStyle w:val="a5"/>
@@ -9065,7 +9075,7 @@
 </file>
 
 <file path=word/footer4.xml><?xml version="1.0" encoding="utf-8"?>
-<w:ftr xmlns:wpc="http://schemas.microsoft.com/office/word/2010/wordprocessingCanvas" xmlns:cx="http://schemas.microsoft.com/office/drawing/2014/chartex" xmlns:cx1="http://schemas.microsoft.com/office/drawing/2015/9/8/chartex" xmlns:cx2="http://schemas.microsoft.com/office/drawing/2015/10/21/chartex" xmlns:cx3="http://schemas.microsoft.com/office/drawing/2016/5/9/chartex" xmlns:cx4="http://schemas.microsoft.com/office/drawing/2016/5/10/chartex" xmlns:cx5="http://schemas.microsoft.com/office/drawing/2016/5/11/chartex" xmlns:cx6="http://schemas.microsoft.com/office/drawing/2016/5/12/chartex" xmlns:cx7="http://schemas.microsoft.com/office/drawing/2016/5/13/chartex" xmlns:cx8="http://schemas.microsoft.com/office/drawing/2016/5/14/chartex" xmlns:mc="http://schemas.openxmlformats.org/markup-compatibility/2006" xmlns:aink="http://schemas.microsoft.com/office/drawing/2016/ink" xmlns:am3d="http://schemas.microsoft.com/office/drawing/2017/model3d" xmlns:o="urn:schemas-microsoft-com:office:office" xmlns:oel="http://schemas.microsoft.com/office/2019/extlst" xmlns:r="http://schemas.openxmlformats.org/officeDocument/2006/relationships" xmlns:m="http://schemas.openxmlformats.org/officeDocument/2006/math" xmlns:v="urn:schemas-microsoft-com:vml" xmlns:wp14="http://schemas.microsoft.com/office/word/2010/wordprocessingDrawing" xmlns:wp="http://schemas.openxmlformats.org/drawingml/2006/wordprocessingDrawing" xmlns:w10="urn:schemas-microsoft-com:office:word" xmlns:w="http://schemas.openxmlformats.org/wordprocessingml/2006/main" xmlns:w14="http://schemas.microsoft.com/office/word/2010/wordml" xmlns:w15="http://schemas.microsoft.com/office/word/2012/wordml" xmlns:w16cex="http://schemas.microsoft.com/office/word/2018/wordml/cex" xmlns:w16cid="http://schemas.microsoft.com/office/word/2016/wordml/cid" xmlns:w16="http://schemas.microsoft.com/office/word/2018/wordml" xmlns:w16du="http://schemas.microsoft.com/office/word/2023/wordml/word16du" xmlns:w16sdtdh="http://schemas.microsoft.com/office/word/2020/wordml/sdtdatahash" xmlns:w16sdtfl="http://schemas.microsoft.com/office/word/2024/wordml/sdtformatlock" xmlns:w16se="http://schemas.microsoft.com/office/word/2015/wordml/symex" xmlns:wpg="http://schemas.microsoft.com/office/word/2010/wordprocessingGroup" xmlns:wpi="http://schemas.microsoft.com/office/word/2010/wordprocessingInk" xmlns:wne="http://schemas.microsoft.com/office/word/2006/wordml" xmlns:wps="http://schemas.microsoft.com/office/word/2010/wordprocessingShape" mc:Ignorable="w14 w15 w16se w16cid w16 w16cex w16sdtdh w16sdtfl w16du wp14">
+<w:ftr xmlns:wpc="http://schemas.microsoft.com/office/word/2010/wordprocessingCanvas" xmlns:cx="http://schemas.microsoft.com/office/drawing/2014/chartex" xmlns:cx1="http://schemas.microsoft.com/office/drawing/2015/9/8/chartex" xmlns:cx2="http://schemas.microsoft.com/office/drawing/2015/10/21/chartex" xmlns:cx3="http://schemas.microsoft.com/office/drawing/2016/5/9/chartex" xmlns:cx4="http://schemas.microsoft.com/office/drawing/2016/5/10/chartex" xmlns:cx5="http://schemas.microsoft.com/office/drawing/2016/5/11/chartex" xmlns:cx6="http://schemas.microsoft.com/office/drawing/2016/5/12/chartex" xmlns:cx7="http://schemas.microsoft.com/office/drawing/2016/5/13/chartex" xmlns:cx8="http://schemas.microsoft.com/office/drawing/2016/5/14/chartex" xmlns:mc="http://schemas.openxmlformats.org/markup-compatibility/2006" xmlns:m="http://schemas.openxmlformats.org/officeDocument/2006/math" xmlns:aink="http://schemas.microsoft.com/office/drawing/2016/ink" xmlns:am3d="http://schemas.microsoft.com/office/drawing/2017/model3d" xmlns:oel="http://schemas.microsoft.com/office/2019/extlst" xmlns:r="http://schemas.openxmlformats.org/officeDocument/2006/relationships" xmlns:wp14="http://schemas.microsoft.com/office/word/2010/wordprocessingDrawing" xmlns:wp="http://schemas.openxmlformats.org/drawingml/2006/wordprocessingDrawing" xmlns:wpg="http://schemas.microsoft.com/office/word/2010/wordprocessingGroup" xmlns:wpi="http://schemas.microsoft.com/office/word/2010/wordprocessingInk" xmlns:wps="http://schemas.microsoft.com/office/word/2010/wordprocessingShape" xmlns:o="urn:schemas-microsoft-com:office:office" xmlns:v="urn:schemas-microsoft-com:vml" xmlns:w10="urn:schemas-microsoft-com:office:word" xmlns:w="http://schemas.openxmlformats.org/wordprocessingml/2006/main" xmlns:w14="http://schemas.microsoft.com/office/word/2010/wordml" xmlns:w15="http://schemas.microsoft.com/office/word/2012/wordml" xmlns:w16cex="http://schemas.microsoft.com/office/word/2018/wordml/cex" xmlns:w16cid="http://schemas.microsoft.com/office/word/2016/wordml/cid" xmlns:w16="http://schemas.microsoft.com/office/word/2018/wordml" xmlns:w16sdtdh="http://schemas.microsoft.com/office/word/2020/wordml/sdtdatahash" xmlns:w16sdtfl="http://schemas.microsoft.com/office/word/2024/wordml/sdtformatlock" xmlns:w16se="http://schemas.microsoft.com/office/word/2015/wordml/symex" xmlns:w16du="http://schemas.microsoft.com/office/word/2023/wordml/word16du" xmlns:wne="http://schemas.microsoft.com/office/word/2006/wordml" mc:Ignorable="w14 w15 w16se w16cid w16 w16cex w16sdtdh w16sdtfl w16du wp14">
   <w:p>
     <w:pPr>
       <w:pStyle w:val="a5"/>
@@ -9362,7 +9372,7 @@
 </file>
 
 <file path=word/footnotes.xml><?xml version="1.0" encoding="utf-8"?>
-<w:footnotes xmlns:wpc="http://schemas.microsoft.com/office/word/2010/wordprocessingCanvas" xmlns:cx="http://schemas.microsoft.com/office/drawing/2014/chartex" xmlns:cx1="http://schemas.microsoft.com/office/drawing/2015/9/8/chartex" xmlns:cx2="http://schemas.microsoft.com/office/drawing/2015/10/21/chartex" xmlns:cx3="http://schemas.microsoft.com/office/drawing/2016/5/9/chartex" xmlns:cx4="http://schemas.microsoft.com/office/drawing/2016/5/10/chartex" xmlns:cx5="http://schemas.microsoft.com/office/drawing/2016/5/11/chartex" xmlns:cx6="http://schemas.microsoft.com/office/drawing/2016/5/12/chartex" xmlns:cx7="http://schemas.microsoft.com/office/drawing/2016/5/13/chartex" xmlns:cx8="http://schemas.microsoft.com/office/drawing/2016/5/14/chartex" xmlns:mc="http://schemas.openxmlformats.org/markup-compatibility/2006" xmlns:aink="http://schemas.microsoft.com/office/drawing/2016/ink" xmlns:am3d="http://schemas.microsoft.com/office/drawing/2017/model3d" xmlns:o="urn:schemas-microsoft-com:office:office" xmlns:oel="http://schemas.microsoft.com/office/2019/extlst" xmlns:r="http://schemas.openxmlformats.org/officeDocument/2006/relationships" xmlns:m="http://schemas.openxmlformats.org/officeDocument/2006/math" xmlns:v="urn:schemas-microsoft-com:vml" xmlns:wp14="http://schemas.microsoft.com/office/word/2010/wordprocessingDrawing" xmlns:wp="http://schemas.openxmlformats.org/drawingml/2006/wordprocessingDrawing" xmlns:w10="urn:schemas-microsoft-com:office:word" xmlns:w="http://schemas.openxmlformats.org/wordprocessingml/2006/main" xmlns:w14="http://schemas.microsoft.com/office/word/2010/wordml" xmlns:w15="http://schemas.microsoft.com/office/word/2012/wordml" xmlns:w16cex="http://schemas.microsoft.com/office/word/2018/wordml/cex" xmlns:w16cid="http://schemas.microsoft.com/office/word/2016/wordml/cid" xmlns:w16="http://schemas.microsoft.com/office/word/2018/wordml" xmlns:w16du="http://schemas.microsoft.com/office/word/2023/wordml/word16du" xmlns:w16sdtdh="http://schemas.microsoft.com/office/word/2020/wordml/sdtdatahash" xmlns:w16sdtfl="http://schemas.microsoft.com/office/word/2024/wordml/sdtformatlock" xmlns:w16se="http://schemas.microsoft.com/office/word/2015/wordml/symex" xmlns:wpg="http://schemas.microsoft.com/office/word/2010/wordprocessingGroup" xmlns:wpi="http://schemas.microsoft.com/office/word/2010/wordprocessingInk" xmlns:wne="http://schemas.microsoft.com/office/word/2006/wordml" xmlns:wps="http://schemas.microsoft.com/office/word/2010/wordprocessingShape" mc:Ignorable="w14 w15 w16se w16cid w16 w16cex w16sdtdh w16sdtfl w16du wp14">
+<w:footnotes xmlns:wpc="http://schemas.microsoft.com/office/word/2010/wordprocessingCanvas" xmlns:cx="http://schemas.microsoft.com/office/drawing/2014/chartex" xmlns:cx1="http://schemas.microsoft.com/office/drawing/2015/9/8/chartex" xmlns:cx2="http://schemas.microsoft.com/office/drawing/2015/10/21/chartex" xmlns:cx3="http://schemas.microsoft.com/office/drawing/2016/5/9/chartex" xmlns:cx4="http://schemas.microsoft.com/office/drawing/2016/5/10/chartex" xmlns:cx5="http://schemas.microsoft.com/office/drawing/2016/5/11/chartex" xmlns:cx6="http://schemas.microsoft.com/office/drawing/2016/5/12/chartex" xmlns:cx7="http://schemas.microsoft.com/office/drawing/2016/5/13/chartex" xmlns:cx8="http://schemas.microsoft.com/office/drawing/2016/5/14/chartex" xmlns:mc="http://schemas.openxmlformats.org/markup-compatibility/2006" xmlns:m="http://schemas.openxmlformats.org/officeDocument/2006/math" xmlns:aink="http://schemas.microsoft.com/office/drawing/2016/ink" xmlns:am3d="http://schemas.microsoft.com/office/drawing/2017/model3d" xmlns:oel="http://schemas.microsoft.com/office/2019/extlst" xmlns:r="http://schemas.openxmlformats.org/officeDocument/2006/relationships" xmlns:wp14="http://schemas.microsoft.com/office/word/2010/wordprocessingDrawing" xmlns:wp="http://schemas.openxmlformats.org/drawingml/2006/wordprocessingDrawing" xmlns:wpg="http://schemas.microsoft.com/office/word/2010/wordprocessingGroup" xmlns:wpi="http://schemas.microsoft.com/office/word/2010/wordprocessingInk" xmlns:wps="http://schemas.microsoft.com/office/word/2010/wordprocessingShape" xmlns:o="urn:schemas-microsoft-com:office:office" xmlns:v="urn:schemas-microsoft-com:vml" xmlns:w10="urn:schemas-microsoft-com:office:word" xmlns:w="http://schemas.openxmlformats.org/wordprocessingml/2006/main" xmlns:w14="http://schemas.microsoft.com/office/word/2010/wordml" xmlns:w15="http://schemas.microsoft.com/office/word/2012/wordml" xmlns:w16cex="http://schemas.microsoft.com/office/word/2018/wordml/cex" xmlns:w16cid="http://schemas.microsoft.com/office/word/2016/wordml/cid" xmlns:w16="http://schemas.microsoft.com/office/word/2018/wordml" xmlns:w16sdtdh="http://schemas.microsoft.com/office/word/2020/wordml/sdtdatahash" xmlns:w16sdtfl="http://schemas.microsoft.com/office/word/2024/wordml/sdtformatlock" xmlns:w16se="http://schemas.microsoft.com/office/word/2015/wordml/symex" xmlns:w16du="http://schemas.microsoft.com/office/word/2023/wordml/word16du" xmlns:wne="http://schemas.microsoft.com/office/word/2006/wordml" mc:Ignorable="w14 w15 w16se w16cid w16 w16cex w16sdtdh w16sdtfl w16du wp14">
   <w:footnote w:type="separator" w:id="-1">
     <w:p>
       <w:r>
@@ -9381,7 +9391,7 @@
 </file>
 
 <file path=word/header1.xml><?xml version="1.0" encoding="utf-8"?>
-<w:hdr xmlns:wpc="http://schemas.microsoft.com/office/word/2010/wordprocessingCanvas" xmlns:cx="http://schemas.microsoft.com/office/drawing/2014/chartex" xmlns:cx1="http://schemas.microsoft.com/office/drawing/2015/9/8/chartex" xmlns:cx2="http://schemas.microsoft.com/office/drawing/2015/10/21/chartex" xmlns:cx3="http://schemas.microsoft.com/office/drawing/2016/5/9/chartex" xmlns:cx4="http://schemas.microsoft.com/office/drawing/2016/5/10/chartex" xmlns:cx5="http://schemas.microsoft.com/office/drawing/2016/5/11/chartex" xmlns:cx6="http://schemas.microsoft.com/office/drawing/2016/5/12/chartex" xmlns:cx7="http://schemas.microsoft.com/office/drawing/2016/5/13/chartex" xmlns:cx8="http://schemas.microsoft.com/office/drawing/2016/5/14/chartex" xmlns:mc="http://schemas.openxmlformats.org/markup-compatibility/2006" xmlns:aink="http://schemas.microsoft.com/office/drawing/2016/ink" xmlns:am3d="http://schemas.microsoft.com/office/drawing/2017/model3d" xmlns:o="urn:schemas-microsoft-com:office:office" xmlns:oel="http://schemas.microsoft.com/office/2019/extlst" xmlns:r="http://schemas.openxmlformats.org/officeDocument/2006/relationships" xmlns:m="http://schemas.openxmlformats.org/officeDocument/2006/math" xmlns:v="urn:schemas-microsoft-com:vml" xmlns:wp14="http://schemas.microsoft.com/office/word/2010/wordprocessingDrawing" xmlns:wp="http://schemas.openxmlformats.org/drawingml/2006/wordprocessingDrawing" xmlns:w10="urn:schemas-microsoft-com:office:word" xmlns:w="http://schemas.openxmlformats.org/wordprocessingml/2006/main" xmlns:w14="http://schemas.microsoft.com/office/word/2010/wordml" xmlns:w15="http://schemas.microsoft.com/office/word/2012/wordml" xmlns:w16cex="http://schemas.microsoft.com/office/word/2018/wordml/cex" xmlns:w16cid="http://schemas.microsoft.com/office/word/2016/wordml/cid" xmlns:w16="http://schemas.microsoft.com/office/word/2018/wordml" xmlns:w16du="http://schemas.microsoft.com/office/word/2023/wordml/word16du" xmlns:w16sdtdh="http://schemas.microsoft.com/office/word/2020/wordml/sdtdatahash" xmlns:w16sdtfl="http://schemas.microsoft.com/office/word/2024/wordml/sdtformatlock" xmlns:w16se="http://schemas.microsoft.com/office/word/2015/wordml/symex" xmlns:wpg="http://schemas.microsoft.com/office/word/2010/wordprocessingGroup" xmlns:wpi="http://schemas.microsoft.com/office/word/2010/wordprocessingInk" xmlns:wne="http://schemas.microsoft.com/office/word/2006/wordml" xmlns:wps="http://schemas.microsoft.com/office/word/2010/wordprocessingShape" mc:Ignorable="w14 w15 w16se w16cid w16 w16cex w16sdtdh w16sdtfl w16du wp14">
+<w:hdr xmlns:wpc="http://schemas.microsoft.com/office/word/2010/wordprocessingCanvas" xmlns:cx="http://schemas.microsoft.com/office/drawing/2014/chartex" xmlns:cx1="http://schemas.microsoft.com/office/drawing/2015/9/8/chartex" xmlns:cx2="http://schemas.microsoft.com/office/drawing/2015/10/21/chartex" xmlns:cx3="http://schemas.microsoft.com/office/drawing/2016/5/9/chartex" xmlns:cx4="http://schemas.microsoft.com/office/drawing/2016/5/10/chartex" xmlns:cx5="http://schemas.microsoft.com/office/drawing/2016/5/11/chartex" xmlns:cx6="http://schemas.microsoft.com/office/drawing/2016/5/12/chartex" xmlns:cx7="http://schemas.microsoft.com/office/drawing/2016/5/13/chartex" xmlns:cx8="http://schemas.microsoft.com/office/drawing/2016/5/14/chartex" xmlns:mc="http://schemas.openxmlformats.org/markup-compatibility/2006" xmlns:m="http://schemas.openxmlformats.org/officeDocument/2006/math" xmlns:aink="http://schemas.microsoft.com/office/drawing/2016/ink" xmlns:am3d="http://schemas.microsoft.com/office/drawing/2017/model3d" xmlns:oel="http://schemas.microsoft.com/office/2019/extlst" xmlns:r="http://schemas.openxmlformats.org/officeDocument/2006/relationships" xmlns:wp14="http://schemas.microsoft.com/office/word/2010/wordprocessingDrawing" xmlns:wp="http://schemas.openxmlformats.org/drawingml/2006/wordprocessingDrawing" xmlns:wpg="http://schemas.microsoft.com/office/word/2010/wordprocessingGroup" xmlns:wpi="http://schemas.microsoft.com/office/word/2010/wordprocessingInk" xmlns:wps="http://schemas.microsoft.com/office/word/2010/wordprocessingShape" xmlns:o="urn:schemas-microsoft-com:office:office" xmlns:v="urn:schemas-microsoft-com:vml" xmlns:w10="urn:schemas-microsoft-com:office:word" xmlns:w="http://schemas.openxmlformats.org/wordprocessingml/2006/main" xmlns:w14="http://schemas.microsoft.com/office/word/2010/wordml" xmlns:w15="http://schemas.microsoft.com/office/word/2012/wordml" xmlns:w16cex="http://schemas.microsoft.com/office/word/2018/wordml/cex" xmlns:w16cid="http://schemas.microsoft.com/office/word/2016/wordml/cid" xmlns:w16="http://schemas.microsoft.com/office/word/2018/wordml" xmlns:w16sdtdh="http://schemas.microsoft.com/office/word/2020/wordml/sdtdatahash" xmlns:w16sdtfl="http://schemas.microsoft.com/office/word/2024/wordml/sdtformatlock" xmlns:w16se="http://schemas.microsoft.com/office/word/2015/wordml/symex" xmlns:w16du="http://schemas.microsoft.com/office/word/2023/wordml/word16du" xmlns:wne="http://schemas.microsoft.com/office/word/2006/wordml" mc:Ignorable="w14 w15 w16se w16cid w16 w16cex w16sdtdh w16sdtfl w16du wp14">
   <w:p>
     <w:pPr>
       <w:tabs>
@@ -9480,7 +9490,7 @@
 </file>
 
 <file path=word/numbering.xml><?xml version="1.0" encoding="utf-8"?>
-<w:numbering xmlns:wpc="http://schemas.microsoft.com/office/word/2010/wordprocessingCanvas" xmlns:cx="http://schemas.microsoft.com/office/drawing/2014/chartex" xmlns:cx1="http://schemas.microsoft.com/office/drawing/2015/9/8/chartex" xmlns:cx2="http://schemas.microsoft.com/office/drawing/2015/10/21/chartex" xmlns:cx3="http://schemas.microsoft.com/office/drawing/2016/5/9/chartex" xmlns:cx4="http://schemas.microsoft.com/office/drawing/2016/5/10/chartex" xmlns:cx5="http://schemas.microsoft.com/office/drawing/2016/5/11/chartex" xmlns:cx6="http://schemas.microsoft.com/office/drawing/2016/5/12/chartex" xmlns:cx7="http://schemas.microsoft.com/office/drawing/2016/5/13/chartex" xmlns:cx8="http://schemas.microsoft.com/office/drawing/2016/5/14/chartex" xmlns:mc="http://schemas.openxmlformats.org/markup-compatibility/2006" xmlns:aink="http://schemas.microsoft.com/office/drawing/2016/ink" xmlns:am3d="http://schemas.microsoft.com/office/drawing/2017/model3d" xmlns:o="urn:schemas-microsoft-com:office:office" xmlns:oel="http://schemas.microsoft.com/office/2019/extlst" xmlns:r="http://schemas.openxmlformats.org/officeDocument/2006/relationships" xmlns:m="http://schemas.openxmlformats.org/officeDocument/2006/math" xmlns:v="urn:schemas-microsoft-com:vml" xmlns:wp14="http://schemas.microsoft.com/office/word/2010/wordprocessingDrawing" xmlns:wp="http://schemas.openxmlformats.org/drawingml/2006/wordprocessingDrawing" xmlns:w10="urn:schemas-microsoft-com:office:word" xmlns:w="http://schemas.openxmlformats.org/wordprocessingml/2006/main" xmlns:w14="http://schemas.microsoft.com/office/word/2010/wordml" xmlns:w15="http://schemas.microsoft.com/office/word/2012/wordml" xmlns:w16cex="http://schemas.microsoft.com/office/word/2018/wordml/cex" xmlns:w16cid="http://schemas.microsoft.com/office/word/2016/wordml/cid" xmlns:w16="http://schemas.microsoft.com/office/word/2018/wordml" xmlns:w16du="http://schemas.microsoft.com/office/word/2023/wordml/word16du" xmlns:w16sdtdh="http://schemas.microsoft.com/office/word/2020/wordml/sdtdatahash" xmlns:w16sdtfl="http://schemas.microsoft.com/office/word/2024/wordml/sdtformatlock" xmlns:w16se="http://schemas.microsoft.com/office/word/2015/wordml/symex" xmlns:wpg="http://schemas.microsoft.com/office/word/2010/wordprocessingGroup" xmlns:wpi="http://schemas.microsoft.com/office/word/2010/wordprocessingInk" xmlns:wne="http://schemas.microsoft.com/office/word/2006/wordml" xmlns:wps="http://schemas.microsoft.com/office/word/2010/wordprocessingShape" mc:Ignorable="w14 w15 w16se w16cid w16 w16cex w16sdtdh w16sdtfl w16du wp14">
+<w:numbering xmlns:wpc="http://schemas.microsoft.com/office/word/2010/wordprocessingCanvas" xmlns:cx="http://schemas.microsoft.com/office/drawing/2014/chartex" xmlns:cx1="http://schemas.microsoft.com/office/drawing/2015/9/8/chartex" xmlns:cx2="http://schemas.microsoft.com/office/drawing/2015/10/21/chartex" xmlns:cx3="http://schemas.microsoft.com/office/drawing/2016/5/9/chartex" xmlns:cx4="http://schemas.microsoft.com/office/drawing/2016/5/10/chartex" xmlns:cx5="http://schemas.microsoft.com/office/drawing/2016/5/11/chartex" xmlns:cx6="http://schemas.microsoft.com/office/drawing/2016/5/12/chartex" xmlns:cx7="http://schemas.microsoft.com/office/drawing/2016/5/13/chartex" xmlns:cx8="http://schemas.microsoft.com/office/drawing/2016/5/14/chartex" xmlns:mc="http://schemas.openxmlformats.org/markup-compatibility/2006" xmlns:m="http://schemas.openxmlformats.org/officeDocument/2006/math" xmlns:aink="http://schemas.microsoft.com/office/drawing/2016/ink" xmlns:am3d="http://schemas.microsoft.com/office/drawing/2017/model3d" xmlns:oel="http://schemas.microsoft.com/office/2019/extlst" xmlns:r="http://schemas.openxmlformats.org/officeDocument/2006/relationships" xmlns:wp14="http://schemas.microsoft.com/office/word/2010/wordprocessingDrawing" xmlns:wp="http://schemas.openxmlformats.org/drawingml/2006/wordprocessingDrawing" xmlns:wpg="http://schemas.microsoft.com/office/word/2010/wordprocessingGroup" xmlns:wpi="http://schemas.microsoft.com/office/word/2010/wordprocessingInk" xmlns:wps="http://schemas.microsoft.com/office/word/2010/wordprocessingShape" xmlns:o="urn:schemas-microsoft-com:office:office" xmlns:v="urn:schemas-microsoft-com:vml" xmlns:w10="urn:schemas-microsoft-com:office:word" xmlns:w="http://schemas.openxmlformats.org/wordprocessingml/2006/main" xmlns:w14="http://schemas.microsoft.com/office/word/2010/wordml" xmlns:w15="http://schemas.microsoft.com/office/word/2012/wordml" xmlns:w16cex="http://schemas.microsoft.com/office/word/2018/wordml/cex" xmlns:w16cid="http://schemas.microsoft.com/office/word/2016/wordml/cid" xmlns:w16="http://schemas.microsoft.com/office/word/2018/wordml" xmlns:w16sdtdh="http://schemas.microsoft.com/office/word/2020/wordml/sdtdatahash" xmlns:w16sdtfl="http://schemas.microsoft.com/office/word/2024/wordml/sdtformatlock" xmlns:w16se="http://schemas.microsoft.com/office/word/2015/wordml/symex" xmlns:w16du="http://schemas.microsoft.com/office/word/2023/wordml/word16du" xmlns:wne="http://schemas.microsoft.com/office/word/2006/wordml" mc:Ignorable="w14 w15 w16se w16cid w16 w16cex w16sdtdh w16sdtfl w16du wp14">
   <w:abstractNum w:abstractNumId="0" w15:restartNumberingAfterBreak="0">
     <w:nsid w:val="5C962ECA"/>
     <w:multiLevelType w:val="hybridMultilevel"/>
@@ -9579,7 +9589,7 @@
 </file>
 
 <file path=word/styles.xml><?xml version="1.0" encoding="utf-8"?>
-<w:styles xmlns:mc="http://schemas.openxmlformats.org/markup-compatibility/2006" xmlns:r="http://schemas.openxmlformats.org/officeDocument/2006/relationships" xmlns:w="http://schemas.openxmlformats.org/wordprocessingml/2006/main" xmlns:w14="http://schemas.microsoft.com/office/word/2010/wordml" xmlns:w15="http://schemas.microsoft.com/office/word/2012/wordml" xmlns:w16cex="http://schemas.microsoft.com/office/word/2018/wordml/cex" xmlns:w16cid="http://schemas.microsoft.com/office/word/2016/wordml/cid" xmlns:w16="http://schemas.microsoft.com/office/word/2018/wordml" xmlns:w16du="http://schemas.microsoft.com/office/word/2023/wordml/word16du" xmlns:w16sdtdh="http://schemas.microsoft.com/office/word/2020/wordml/sdtdatahash" xmlns:w16sdtfl="http://schemas.microsoft.com/office/word/2024/wordml/sdtformatlock" xmlns:w16se="http://schemas.microsoft.com/office/word/2015/wordml/symex" mc:Ignorable="w14 w15 w16se w16cid w16 w16cex w16sdtdh w16sdtfl w16du">
+<w:styles xmlns:mc="http://schemas.openxmlformats.org/markup-compatibility/2006" xmlns:r="http://schemas.openxmlformats.org/officeDocument/2006/relationships" xmlns:w="http://schemas.openxmlformats.org/wordprocessingml/2006/main" xmlns:w14="http://schemas.microsoft.com/office/word/2010/wordml" xmlns:w15="http://schemas.microsoft.com/office/word/2012/wordml" xmlns:w16cex="http://schemas.microsoft.com/office/word/2018/wordml/cex" xmlns:w16cid="http://schemas.microsoft.com/office/word/2016/wordml/cid" xmlns:w16="http://schemas.microsoft.com/office/word/2018/wordml" xmlns:w16sdtdh="http://schemas.microsoft.com/office/word/2020/wordml/sdtdatahash" xmlns:w16sdtfl="http://schemas.microsoft.com/office/word/2024/wordml/sdtformatlock" xmlns:w16se="http://schemas.microsoft.com/office/word/2015/wordml/symex" xmlns:w16du="http://schemas.microsoft.com/office/word/2023/wordml/word16du" mc:Ignorable="w14 w15 w16se w16cid w16 w16cex w16sdtdh w16sdtfl w16du">
   <w:docDefaults>
     <w:rPrDefault>
       <w:rPr>
@@ -10142,7 +10152,7 @@
 </file>
 
 <file path=word/glossary/document.xml><?xml version="1.0" encoding="utf-8"?>
-<w:glossaryDocument xmlns:wpc="http://schemas.microsoft.com/office/word/2010/wordprocessingCanvas" xmlns:cx="http://schemas.microsoft.com/office/drawing/2014/chartex" xmlns:cx1="http://schemas.microsoft.com/office/drawing/2015/9/8/chartex" xmlns:cx2="http://schemas.microsoft.com/office/drawing/2015/10/21/chartex" xmlns:cx3="http://schemas.microsoft.com/office/drawing/2016/5/9/chartex" xmlns:cx4="http://schemas.microsoft.com/office/drawing/2016/5/10/chartex" xmlns:cx5="http://schemas.microsoft.com/office/drawing/2016/5/11/chartex" xmlns:cx6="http://schemas.microsoft.com/office/drawing/2016/5/12/chartex" xmlns:cx7="http://schemas.microsoft.com/office/drawing/2016/5/13/chartex" xmlns:cx8="http://schemas.microsoft.com/office/drawing/2016/5/14/chartex" xmlns:mc="http://schemas.openxmlformats.org/markup-compatibility/2006" xmlns:aink="http://schemas.microsoft.com/office/drawing/2016/ink" xmlns:am3d="http://schemas.microsoft.com/office/drawing/2017/model3d" xmlns:o="urn:schemas-microsoft-com:office:office" xmlns:oel="http://schemas.microsoft.com/office/2019/extlst" xmlns:r="http://schemas.openxmlformats.org/officeDocument/2006/relationships" xmlns:m="http://schemas.openxmlformats.org/officeDocument/2006/math" xmlns:v="urn:schemas-microsoft-com:vml" xmlns:wp14="http://schemas.microsoft.com/office/word/2010/wordprocessingDrawing" xmlns:wp="http://schemas.openxmlformats.org/drawingml/2006/wordprocessingDrawing" xmlns:w10="urn:schemas-microsoft-com:office:word" xmlns:w="http://schemas.openxmlformats.org/wordprocessingml/2006/main" xmlns:w14="http://schemas.microsoft.com/office/word/2010/wordml" xmlns:w15="http://schemas.microsoft.com/office/word/2012/wordml" xmlns:w16cex="http://schemas.microsoft.com/office/word/2018/wordml/cex" xmlns:w16cid="http://schemas.microsoft.com/office/word/2016/wordml/cid" xmlns:w16="http://schemas.microsoft.com/office/word/2018/wordml" xmlns:w16du="http://schemas.microsoft.com/office/word/2023/wordml/word16du" xmlns:w16sdtdh="http://schemas.microsoft.com/office/word/2020/wordml/sdtdatahash" xmlns:w16sdtfl="http://schemas.microsoft.com/office/word/2024/wordml/sdtformatlock" xmlns:w16se="http://schemas.microsoft.com/office/word/2015/wordml/symex" xmlns:wpg="http://schemas.microsoft.com/office/word/2010/wordprocessingGroup" xmlns:wpi="http://schemas.microsoft.com/office/word/2010/wordprocessingInk" xmlns:wne="http://schemas.microsoft.com/office/word/2006/wordml" xmlns:wps="http://schemas.microsoft.com/office/word/2010/wordprocessingShape" mc:Ignorable="w14 w15 w16se w16cid w16 w16cex w16sdtdh w16sdtfl w16du wp14">
+<w:glossaryDocument xmlns:wpc="http://schemas.microsoft.com/office/word/2010/wordprocessingCanvas" xmlns:cx="http://schemas.microsoft.com/office/drawing/2014/chartex" xmlns:cx1="http://schemas.microsoft.com/office/drawing/2015/9/8/chartex" xmlns:cx2="http://schemas.microsoft.com/office/drawing/2015/10/21/chartex" xmlns:cx3="http://schemas.microsoft.com/office/drawing/2016/5/9/chartex" xmlns:cx4="http://schemas.microsoft.com/office/drawing/2016/5/10/chartex" xmlns:cx5="http://schemas.microsoft.com/office/drawing/2016/5/11/chartex" xmlns:cx6="http://schemas.microsoft.com/office/drawing/2016/5/12/chartex" xmlns:cx7="http://schemas.microsoft.com/office/drawing/2016/5/13/chartex" xmlns:cx8="http://schemas.microsoft.com/office/drawing/2016/5/14/chartex" xmlns:mc="http://schemas.openxmlformats.org/markup-compatibility/2006" xmlns:m="http://schemas.openxmlformats.org/officeDocument/2006/math" xmlns:aink="http://schemas.microsoft.com/office/drawing/2016/ink" xmlns:am3d="http://schemas.microsoft.com/office/drawing/2017/model3d" xmlns:oel="http://schemas.microsoft.com/office/2019/extlst" xmlns:r="http://schemas.openxmlformats.org/officeDocument/2006/relationships" xmlns:wp14="http://schemas.microsoft.com/office/word/2010/wordprocessingDrawing" xmlns:wp="http://schemas.openxmlformats.org/drawingml/2006/wordprocessingDrawing" xmlns:wpg="http://schemas.microsoft.com/office/word/2010/wordprocessingGroup" xmlns:wpi="http://schemas.microsoft.com/office/word/2010/wordprocessingInk" xmlns:wps="http://schemas.microsoft.com/office/word/2010/wordprocessingShape" xmlns:o="urn:schemas-microsoft-com:office:office" xmlns:v="urn:schemas-microsoft-com:vml" xmlns:w10="urn:schemas-microsoft-com:office:word" xmlns:w="http://schemas.openxmlformats.org/wordprocessingml/2006/main" xmlns:w14="http://schemas.microsoft.com/office/word/2010/wordml" xmlns:w15="http://schemas.microsoft.com/office/word/2012/wordml" xmlns:w16cex="http://schemas.microsoft.com/office/word/2018/wordml/cex" xmlns:w16cid="http://schemas.microsoft.com/office/word/2016/wordml/cid" xmlns:w16="http://schemas.microsoft.com/office/word/2018/wordml" xmlns:w16sdtdh="http://schemas.microsoft.com/office/word/2020/wordml/sdtdatahash" xmlns:w16sdtfl="http://schemas.microsoft.com/office/word/2024/wordml/sdtformatlock" xmlns:w16se="http://schemas.microsoft.com/office/word/2015/wordml/symex" xmlns:w16du="http://schemas.microsoft.com/office/word/2023/wordml/word16du" xmlns:wne="http://schemas.microsoft.com/office/word/2006/wordml" mc:Ignorable="w14 w15 w16se w16cid w16 w16cex w16sdtdh w16sdtfl w16du wp14">
   <w:docParts>
     <w:docPart>
       <w:docPartPr>
@@ -11966,7 +11976,7 @@
 </file>
 
 <file path=word/glossary/fontTable.xml><?xml version="1.0" encoding="utf-8"?>
-<w:fonts xmlns:mc="http://schemas.openxmlformats.org/markup-compatibility/2006" xmlns:r="http://schemas.openxmlformats.org/officeDocument/2006/relationships" xmlns:w="http://schemas.openxmlformats.org/wordprocessingml/2006/main" xmlns:w14="http://schemas.microsoft.com/office/word/2010/wordml" xmlns:w15="http://schemas.microsoft.com/office/word/2012/wordml" xmlns:w16cex="http://schemas.microsoft.com/office/word/2018/wordml/cex" xmlns:w16cid="http://schemas.microsoft.com/office/word/2016/wordml/cid" xmlns:w16="http://schemas.microsoft.com/office/word/2018/wordml" xmlns:w16du="http://schemas.microsoft.com/office/word/2023/wordml/word16du" xmlns:w16sdtdh="http://schemas.microsoft.com/office/word/2020/wordml/sdtdatahash" xmlns:w16sdtfl="http://schemas.microsoft.com/office/word/2024/wordml/sdtformatlock" xmlns:w16se="http://schemas.microsoft.com/office/word/2015/wordml/symex" mc:Ignorable="w14 w15 w16se w16cid w16 w16cex w16sdtdh w16sdtfl w16du">
+<w:fonts xmlns:mc="http://schemas.openxmlformats.org/markup-compatibility/2006" xmlns:r="http://schemas.openxmlformats.org/officeDocument/2006/relationships" xmlns:w="http://schemas.openxmlformats.org/wordprocessingml/2006/main" xmlns:w14="http://schemas.microsoft.com/office/word/2010/wordml" xmlns:w15="http://schemas.microsoft.com/office/word/2012/wordml" xmlns:w16cex="http://schemas.microsoft.com/office/word/2018/wordml/cex" xmlns:w16cid="http://schemas.microsoft.com/office/word/2016/wordml/cid" xmlns:w16="http://schemas.microsoft.com/office/word/2018/wordml" xmlns:w16sdtdh="http://schemas.microsoft.com/office/word/2020/wordml/sdtdatahash" xmlns:w16sdtfl="http://schemas.microsoft.com/office/word/2024/wordml/sdtformatlock" xmlns:w16se="http://schemas.microsoft.com/office/word/2015/wordml/symex" xmlns:w16du="http://schemas.microsoft.com/office/word/2023/wordml/word16du" mc:Ignorable="w14 w15 w16se w16cid w16 w16cex w16sdtdh w16sdtfl w16du">
   <w:font w:name="Times New Roman">
     <w:panose1 w:val="02020603050405020304"/>
     <w:charset w:val="00"/>
@@ -11979,7 +11989,7 @@
     <w:charset w:val="00"/>
     <w:family w:val="swiss"/>
     <w:pitch w:val="variable"/>
-    <w:sig w:usb0="E0002EFF" w:usb1="C000785B" w:usb2="00000009" w:usb3="00000000" w:csb0="000001FF" w:csb1="00000000"/>
+    <w:sig w:usb0="E0002AFF" w:usb1="C0007843" w:usb2="00000009" w:usb3="00000000" w:csb0="000001FF" w:csb1="00000000"/>
   </w:font>
   <w:font w:name="ＭＳ ゴシック">
     <w:altName w:val="MS Gothic"/>
@@ -11993,7 +12003,7 @@
     <w:altName w:val="MS Mincho"/>
     <w:panose1 w:val="02020609040205080304"/>
     <w:charset w:val="80"/>
-    <w:family w:val="roman"/>
+    <w:family w:val="modern"/>
     <w:pitch w:val="fixed"/>
     <w:sig w:usb0="E00002FF" w:usb1="6AC7FDFB" w:usb2="08000012" w:usb3="00000000" w:csb0="0002009F" w:csb1="00000000"/>
   </w:font>
@@ -12007,7 +12017,7 @@
   <w:font w:name="游ゴシック Light">
     <w:panose1 w:val="020B0300000000000000"/>
     <w:charset w:val="80"/>
-    <w:family w:val="modern"/>
+    <w:family w:val="swiss"/>
     <w:pitch w:val="variable"/>
     <w:sig w:usb0="E00002FF" w:usb1="2AC7FDFF" w:usb2="00000016" w:usb3="00000000" w:csb0="0002009F" w:csb1="00000000"/>
   </w:font>
@@ -12015,7 +12025,7 @@
 </file>
 
 <file path=word/glossary/settings.xml><?xml version="1.0" encoding="utf-8"?>
-<w:settings xmlns:mc="http://schemas.openxmlformats.org/markup-compatibility/2006" xmlns:o="urn:schemas-microsoft-com:office:office" xmlns:r="http://schemas.openxmlformats.org/officeDocument/2006/relationships" xmlns:m="http://schemas.openxmlformats.org/officeDocument/2006/math" xmlns:v="urn:schemas-microsoft-com:vml" xmlns:w10="urn:schemas-microsoft-com:office:word" xmlns:w="http://schemas.openxmlformats.org/wordprocessingml/2006/main" xmlns:w14="http://schemas.microsoft.com/office/word/2010/wordml" xmlns:w15="http://schemas.microsoft.com/office/word/2012/wordml" xmlns:w16cex="http://schemas.microsoft.com/office/word/2018/wordml/cex" xmlns:w16cid="http://schemas.microsoft.com/office/word/2016/wordml/cid" xmlns:w16="http://schemas.microsoft.com/office/word/2018/wordml" xmlns:w16du="http://schemas.microsoft.com/office/word/2023/wordml/word16du" xmlns:w16sdtdh="http://schemas.microsoft.com/office/word/2020/wordml/sdtdatahash" xmlns:w16sdtfl="http://schemas.microsoft.com/office/word/2024/wordml/sdtformatlock" xmlns:w16se="http://schemas.microsoft.com/office/word/2015/wordml/symex" xmlns:sl="http://schemas.openxmlformats.org/schemaLibrary/2006/main" mc:Ignorable="w14 w15 w16se w16cid w16 w16cex w16sdtdh w16sdtfl w16du">
+<w:settings xmlns:mc="http://schemas.openxmlformats.org/markup-compatibility/2006" xmlns:m="http://schemas.openxmlformats.org/officeDocument/2006/math" xmlns:r="http://schemas.openxmlformats.org/officeDocument/2006/relationships" xmlns:sl="http://schemas.openxmlformats.org/schemaLibrary/2006/main" xmlns:o="urn:schemas-microsoft-com:office:office" xmlns:v="urn:schemas-microsoft-com:vml" xmlns:w10="urn:schemas-microsoft-com:office:word" xmlns:w="http://schemas.openxmlformats.org/wordprocessingml/2006/main" xmlns:w14="http://schemas.microsoft.com/office/word/2010/wordml" xmlns:w15="http://schemas.microsoft.com/office/word/2012/wordml" xmlns:w16cex="http://schemas.microsoft.com/office/word/2018/wordml/cex" xmlns:w16cid="http://schemas.microsoft.com/office/word/2016/wordml/cid" xmlns:w16="http://schemas.microsoft.com/office/word/2018/wordml" xmlns:w16sdtdh="http://schemas.microsoft.com/office/word/2020/wordml/sdtdatahash" xmlns:w16sdtfl="http://schemas.microsoft.com/office/word/2024/wordml/sdtformatlock" xmlns:w16se="http://schemas.microsoft.com/office/word/2015/wordml/symex" xmlns:w16du="http://schemas.microsoft.com/office/word/2023/wordml/word16du" mc:Ignorable="w14 w15 w16se w16cid w16 w16cex w16sdtdh w16sdtfl w16du">
   <w:view w:val="normal"/>
   <w:bordersDoNotSurroundHeader/>
   <w:bordersDoNotSurroundFooter/>
@@ -12068,6 +12078,7 @@
     <w:rsid w:val="00276564"/>
     <w:rsid w:val="00284AA6"/>
     <w:rsid w:val="002B0B08"/>
+    <w:rsid w:val="002E1F43"/>
     <w:rsid w:val="003013AA"/>
     <w:rsid w:val="003212D4"/>
     <w:rsid w:val="003467B0"/>
@@ -12162,6 +12173,7 @@
     <w:rsid w:val="00B830AE"/>
     <w:rsid w:val="00BB48F7"/>
     <w:rsid w:val="00BE3F2C"/>
+    <w:rsid w:val="00C07467"/>
     <w:rsid w:val="00C24968"/>
     <w:rsid w:val="00C31D1C"/>
     <w:rsid w:val="00C33759"/>
@@ -12199,6 +12211,7 @@
     <w:rsid w:val="00EF6628"/>
     <w:rsid w:val="00EF6839"/>
     <w:rsid w:val="00F140DA"/>
+    <w:rsid w:val="00F30126"/>
     <w:rsid w:val="00F36DC1"/>
     <w:rsid w:val="00F42A60"/>
     <w:rsid w:val="00F76D08"/>
@@ -12226,7 +12239,7 @@
 </file>
 
 <file path=word/glossary/styles.xml><?xml version="1.0" encoding="utf-8"?>
-<w:styles xmlns:mc="http://schemas.openxmlformats.org/markup-compatibility/2006" xmlns:r="http://schemas.openxmlformats.org/officeDocument/2006/relationships" xmlns:w="http://schemas.openxmlformats.org/wordprocessingml/2006/main" xmlns:w14="http://schemas.microsoft.com/office/word/2010/wordml" xmlns:w15="http://schemas.microsoft.com/office/word/2012/wordml" xmlns:w16cex="http://schemas.microsoft.com/office/word/2018/wordml/cex" xmlns:w16cid="http://schemas.microsoft.com/office/word/2016/wordml/cid" xmlns:w16="http://schemas.microsoft.com/office/word/2018/wordml" xmlns:w16du="http://schemas.microsoft.com/office/word/2023/wordml/word16du" xmlns:w16sdtdh="http://schemas.microsoft.com/office/word/2020/wordml/sdtdatahash" xmlns:w16sdtfl="http://schemas.microsoft.com/office/word/2024/wordml/sdtformatlock" xmlns:w16se="http://schemas.microsoft.com/office/word/2015/wordml/symex" mc:Ignorable="w14 w15 w16se w16cid w16 w16cex w16sdtdh w16sdtfl w16du">
+<w:styles xmlns:mc="http://schemas.openxmlformats.org/markup-compatibility/2006" xmlns:r="http://schemas.openxmlformats.org/officeDocument/2006/relationships" xmlns:w="http://schemas.openxmlformats.org/wordprocessingml/2006/main" xmlns:w14="http://schemas.microsoft.com/office/word/2010/wordml" xmlns:w15="http://schemas.microsoft.com/office/word/2012/wordml" xmlns:w16cex="http://schemas.microsoft.com/office/word/2018/wordml/cex" xmlns:w16cid="http://schemas.microsoft.com/office/word/2016/wordml/cid" xmlns:w16="http://schemas.microsoft.com/office/word/2018/wordml" xmlns:w16sdtdh="http://schemas.microsoft.com/office/word/2020/wordml/sdtdatahash" xmlns:w16sdtfl="http://schemas.microsoft.com/office/word/2024/wordml/sdtformatlock" xmlns:w16se="http://schemas.microsoft.com/office/word/2015/wordml/symex" xmlns:w16du="http://schemas.microsoft.com/office/word/2023/wordml/word16du" mc:Ignorable="w14 w15 w16se w16cid w16 w16cex w16sdtdh w16sdtfl w16du">
   <w:docDefaults>
     <w:rPrDefault>
       <w:rPr>
@@ -12714,336 +12727,6 @@
       <w14:ligatures w14:val="standardContextual"/>
     </w:rPr>
   </w:style>
-  <w:style w:type="paragraph" w:customStyle="1" w:styleId="F39C029E3FDC4A369ABD0B6D9C192795">
-    <w:name w:val="F39C029E3FDC4A369ABD0B6D9C192795"/>
-    <w:rsid w:val="00A61DD8"/>
-    <w:pPr>
-      <w:widowControl w:val="0"/>
-    </w:pPr>
-    <w:rPr>
-      <w:szCs w:val="24"/>
-      <w14:ligatures w14:val="standardContextual"/>
-    </w:rPr>
-  </w:style>
-  <w:style w:type="paragraph" w:customStyle="1" w:styleId="C01BA562192648F6AB633E36DD550249">
-    <w:name w:val="C01BA562192648F6AB633E36DD550249"/>
-    <w:rsid w:val="00A61DD8"/>
-    <w:pPr>
-      <w:widowControl w:val="0"/>
-    </w:pPr>
-    <w:rPr>
-      <w:szCs w:val="24"/>
-      <w14:ligatures w14:val="standardContextual"/>
-    </w:rPr>
-  </w:style>
-  <w:style w:type="paragraph" w:customStyle="1" w:styleId="B6392C902ABF45919B7170A39A574068">
-    <w:name w:val="B6392C902ABF45919B7170A39A574068"/>
-    <w:rsid w:val="00A61DD8"/>
-    <w:pPr>
-      <w:widowControl w:val="0"/>
-      <w:jc w:val="both"/>
-    </w:pPr>
-  </w:style>
-  <w:style w:type="paragraph" w:customStyle="1" w:styleId="8C04151241CC499EBCE1EDFA842D1D86">
-    <w:name w:val="8C04151241CC499EBCE1EDFA842D1D86"/>
-    <w:rsid w:val="00A61DD8"/>
-    <w:pPr>
-      <w:widowControl w:val="0"/>
-      <w:jc w:val="both"/>
-    </w:pPr>
-  </w:style>
-  <w:style w:type="paragraph" w:customStyle="1" w:styleId="E93AC9AB1F7B455BBC718724C22BE69A">
-    <w:name w:val="E93AC9AB1F7B455BBC718724C22BE69A"/>
-    <w:rsid w:val="00A61DD8"/>
-    <w:pPr>
-      <w:widowControl w:val="0"/>
-      <w:jc w:val="both"/>
-    </w:pPr>
-  </w:style>
-  <w:style w:type="paragraph" w:customStyle="1" w:styleId="5275C3E049DF45E5BB0018631A827559">
-    <w:name w:val="5275C3E049DF45E5BB0018631A827559"/>
-    <w:rsid w:val="00A61DD8"/>
-    <w:pPr>
-      <w:widowControl w:val="0"/>
-      <w:jc w:val="both"/>
-    </w:pPr>
-  </w:style>
-  <w:style w:type="paragraph" w:customStyle="1" w:styleId="5660C7EDB9F84BE38B3332197BB907ED">
-    <w:name w:val="5660C7EDB9F84BE38B3332197BB907ED"/>
-    <w:rsid w:val="00A61DD8"/>
-    <w:pPr>
-      <w:widowControl w:val="0"/>
-      <w:ind w:leftChars="400" w:left="840"/>
-      <w:jc w:val="both"/>
-    </w:pPr>
-  </w:style>
-  <w:style w:type="paragraph" w:customStyle="1" w:styleId="AB65B9AA566646F4BDEF3A51786E8E99">
-    <w:name w:val="AB65B9AA566646F4BDEF3A51786E8E99"/>
-    <w:rsid w:val="00A61DD8"/>
-    <w:pPr>
-      <w:widowControl w:val="0"/>
-      <w:ind w:leftChars="400" w:left="840"/>
-      <w:jc w:val="both"/>
-    </w:pPr>
-  </w:style>
-  <w:style w:type="paragraph" w:customStyle="1" w:styleId="AA4CA684F0A44CC0812C9E93891F272A">
-    <w:name w:val="AA4CA684F0A44CC0812C9E93891F272A"/>
-    <w:rsid w:val="00A61DD8"/>
-    <w:pPr>
-      <w:widowControl w:val="0"/>
-      <w:jc w:val="both"/>
-    </w:pPr>
-  </w:style>
-  <w:style w:type="paragraph" w:customStyle="1" w:styleId="1A35212FC68A4EFAB98C7DF4D681D860">
-    <w:name w:val="1A35212FC68A4EFAB98C7DF4D681D860"/>
-    <w:rsid w:val="00A61DD8"/>
-    <w:pPr>
-      <w:widowControl w:val="0"/>
-      <w:jc w:val="both"/>
-    </w:pPr>
-  </w:style>
-  <w:style w:type="paragraph" w:customStyle="1" w:styleId="302393C53EC843109A6CFC348BAC0DEC">
-    <w:name w:val="302393C53EC843109A6CFC348BAC0DEC"/>
-    <w:rsid w:val="00A61DD8"/>
-    <w:pPr>
-      <w:widowControl w:val="0"/>
-      <w:jc w:val="both"/>
-    </w:pPr>
-  </w:style>
-  <w:style w:type="paragraph" w:customStyle="1" w:styleId="5DE4476C0FBB4F38AF19165FD1BF2165">
-    <w:name w:val="5DE4476C0FBB4F38AF19165FD1BF2165"/>
-    <w:rsid w:val="00A61DD8"/>
-    <w:pPr>
-      <w:widowControl w:val="0"/>
-      <w:jc w:val="both"/>
-    </w:pPr>
-  </w:style>
-  <w:style w:type="paragraph" w:customStyle="1" w:styleId="E521B0EB45044F569E86AF9D69ED676D">
-    <w:name w:val="E521B0EB45044F569E86AF9D69ED676D"/>
-    <w:rsid w:val="00A61DD8"/>
-    <w:pPr>
-      <w:widowControl w:val="0"/>
-      <w:jc w:val="both"/>
-    </w:pPr>
-  </w:style>
-  <w:style w:type="paragraph" w:customStyle="1" w:styleId="498D5215D86A40D78A7EA7082EAA5112">
-    <w:name w:val="498D5215D86A40D78A7EA7082EAA5112"/>
-    <w:rsid w:val="00A61DD8"/>
-    <w:pPr>
-      <w:widowControl w:val="0"/>
-      <w:jc w:val="both"/>
-    </w:pPr>
-  </w:style>
-  <w:style w:type="paragraph" w:customStyle="1" w:styleId="DefaultPlaceholder1082065158">
-    <w:name w:val="DefaultPlaceholder_1082065158"/>
-    <w:rsid w:val="00A61DD8"/>
-    <w:pPr>
-      <w:widowControl w:val="0"/>
-      <w:jc w:val="both"/>
-    </w:pPr>
-  </w:style>
-  <w:style w:type="paragraph" w:customStyle="1" w:styleId="B6392C902ABF45919B7170A39A5740681">
-    <w:name w:val="B6392C902ABF45919B7170A39A5740681"/>
-    <w:rsid w:val="00A61DD8"/>
-    <w:pPr>
-      <w:widowControl w:val="0"/>
-      <w:jc w:val="both"/>
-    </w:pPr>
-  </w:style>
-  <w:style w:type="paragraph" w:customStyle="1" w:styleId="8C04151241CC499EBCE1EDFA842D1D861">
-    <w:name w:val="8C04151241CC499EBCE1EDFA842D1D861"/>
-    <w:rsid w:val="00A61DD8"/>
-    <w:pPr>
-      <w:widowControl w:val="0"/>
-      <w:jc w:val="both"/>
-    </w:pPr>
-  </w:style>
-  <w:style w:type="paragraph" w:customStyle="1" w:styleId="E93AC9AB1F7B455BBC718724C22BE69A1">
-    <w:name w:val="E93AC9AB1F7B455BBC718724C22BE69A1"/>
-    <w:rsid w:val="00A61DD8"/>
-    <w:pPr>
-      <w:widowControl w:val="0"/>
-      <w:jc w:val="both"/>
-    </w:pPr>
-  </w:style>
-  <w:style w:type="paragraph" w:customStyle="1" w:styleId="5275C3E049DF45E5BB0018631A8275591">
-    <w:name w:val="5275C3E049DF45E5BB0018631A8275591"/>
-    <w:rsid w:val="00A61DD8"/>
-    <w:pPr>
-      <w:widowControl w:val="0"/>
-      <w:jc w:val="both"/>
-    </w:pPr>
-  </w:style>
-  <w:style w:type="paragraph" w:customStyle="1" w:styleId="5660C7EDB9F84BE38B3332197BB907ED1">
-    <w:name w:val="5660C7EDB9F84BE38B3332197BB907ED1"/>
-    <w:rsid w:val="00A61DD8"/>
-    <w:pPr>
-      <w:widowControl w:val="0"/>
-      <w:ind w:leftChars="400" w:left="840"/>
-      <w:jc w:val="both"/>
-    </w:pPr>
-  </w:style>
-  <w:style w:type="paragraph" w:customStyle="1" w:styleId="AB65B9AA566646F4BDEF3A51786E8E991">
-    <w:name w:val="AB65B9AA566646F4BDEF3A51786E8E991"/>
-    <w:rsid w:val="00A61DD8"/>
-    <w:pPr>
-      <w:widowControl w:val="0"/>
-      <w:ind w:leftChars="400" w:left="840"/>
-      <w:jc w:val="both"/>
-    </w:pPr>
-  </w:style>
-  <w:style w:type="paragraph" w:customStyle="1" w:styleId="AA4CA684F0A44CC0812C9E93891F272A1">
-    <w:name w:val="AA4CA684F0A44CC0812C9E93891F272A1"/>
-    <w:rsid w:val="00A61DD8"/>
-    <w:pPr>
-      <w:widowControl w:val="0"/>
-      <w:jc w:val="both"/>
-    </w:pPr>
-  </w:style>
-  <w:style w:type="paragraph" w:customStyle="1" w:styleId="1A35212FC68A4EFAB98C7DF4D681D8601">
-    <w:name w:val="1A35212FC68A4EFAB98C7DF4D681D8601"/>
-    <w:rsid w:val="00A61DD8"/>
-    <w:pPr>
-      <w:widowControl w:val="0"/>
-      <w:jc w:val="both"/>
-    </w:pPr>
-  </w:style>
-  <w:style w:type="paragraph" w:customStyle="1" w:styleId="302393C53EC843109A6CFC348BAC0DEC1">
-    <w:name w:val="302393C53EC843109A6CFC348BAC0DEC1"/>
-    <w:rsid w:val="00A61DD8"/>
-    <w:pPr>
-      <w:widowControl w:val="0"/>
-      <w:jc w:val="both"/>
-    </w:pPr>
-  </w:style>
-  <w:style w:type="paragraph" w:customStyle="1" w:styleId="5DE4476C0FBB4F38AF19165FD1BF21651">
-    <w:name w:val="5DE4476C0FBB4F38AF19165FD1BF21651"/>
-    <w:rsid w:val="00A61DD8"/>
-    <w:pPr>
-      <w:widowControl w:val="0"/>
-      <w:jc w:val="both"/>
-    </w:pPr>
-  </w:style>
-  <w:style w:type="paragraph" w:customStyle="1" w:styleId="E521B0EB45044F569E86AF9D69ED676D1">
-    <w:name w:val="E521B0EB45044F569E86AF9D69ED676D1"/>
-    <w:rsid w:val="00A61DD8"/>
-    <w:pPr>
-      <w:widowControl w:val="0"/>
-      <w:jc w:val="both"/>
-    </w:pPr>
-  </w:style>
-  <w:style w:type="paragraph" w:customStyle="1" w:styleId="498D5215D86A40D78A7EA7082EAA51121">
-    <w:name w:val="498D5215D86A40D78A7EA7082EAA51121"/>
-    <w:rsid w:val="00A61DD8"/>
-    <w:pPr>
-      <w:widowControl w:val="0"/>
-      <w:jc w:val="both"/>
-    </w:pPr>
-  </w:style>
-  <w:style w:type="paragraph" w:customStyle="1" w:styleId="DefaultPlaceholder10820651581">
-    <w:name w:val="DefaultPlaceholder_10820651581"/>
-    <w:rsid w:val="00A61DD8"/>
-    <w:pPr>
-      <w:widowControl w:val="0"/>
-      <w:jc w:val="both"/>
-    </w:pPr>
-  </w:style>
-  <w:style w:type="paragraph" w:customStyle="1" w:styleId="0907325C03F0409595AEE745EB93F2A21">
-    <w:name w:val="0907325C03F0409595AEE745EB93F2A21"/>
-    <w:rsid w:val="00A61DD8"/>
-    <w:pPr>
-      <w:widowControl w:val="0"/>
-      <w:jc w:val="both"/>
-    </w:pPr>
-  </w:style>
-  <w:style w:type="paragraph" w:customStyle="1" w:styleId="96313CA528534FC1A36790A2BC5333361">
-    <w:name w:val="96313CA528534FC1A36790A2BC5333361"/>
-    <w:rsid w:val="00A61DD8"/>
-    <w:pPr>
-      <w:widowControl w:val="0"/>
-      <w:jc w:val="both"/>
-    </w:pPr>
-  </w:style>
-  <w:style w:type="paragraph" w:customStyle="1" w:styleId="9496CC28BED447338AABE6E26BB127371">
-    <w:name w:val="9496CC28BED447338AABE6E26BB127371"/>
-    <w:rsid w:val="00A61DD8"/>
-    <w:pPr>
-      <w:widowControl w:val="0"/>
-      <w:jc w:val="both"/>
-    </w:pPr>
-  </w:style>
-  <w:style w:type="paragraph" w:customStyle="1" w:styleId="5667525125C748DCBFC5FEED59F2B6C51">
-    <w:name w:val="5667525125C748DCBFC5FEED59F2B6C51"/>
-    <w:rsid w:val="00A61DD8"/>
-    <w:pPr>
-      <w:widowControl w:val="0"/>
-      <w:jc w:val="both"/>
-    </w:pPr>
-  </w:style>
-  <w:style w:type="paragraph" w:customStyle="1" w:styleId="C664B344C123438380ADB1F17581D2331">
-    <w:name w:val="C664B344C123438380ADB1F17581D2331"/>
-    <w:rsid w:val="00A61DD8"/>
-    <w:pPr>
-      <w:widowControl w:val="0"/>
-      <w:jc w:val="both"/>
-    </w:pPr>
-  </w:style>
-  <w:style w:type="paragraph" w:customStyle="1" w:styleId="510551445D88426C9286D973E90C28F71">
-    <w:name w:val="510551445D88426C9286D973E90C28F71"/>
-    <w:rsid w:val="00A61DD8"/>
-    <w:pPr>
-      <w:widowControl w:val="0"/>
-      <w:jc w:val="both"/>
-    </w:pPr>
-  </w:style>
-  <w:style w:type="paragraph" w:customStyle="1" w:styleId="0907325C03F0409595AEE745EB93F2A2">
-    <w:name w:val="0907325C03F0409595AEE745EB93F2A2"/>
-    <w:rsid w:val="00A61DD8"/>
-    <w:pPr>
-      <w:widowControl w:val="0"/>
-      <w:jc w:val="both"/>
-    </w:pPr>
-  </w:style>
-  <w:style w:type="paragraph" w:customStyle="1" w:styleId="96313CA528534FC1A36790A2BC533336">
-    <w:name w:val="96313CA528534FC1A36790A2BC533336"/>
-    <w:rsid w:val="00A61DD8"/>
-    <w:pPr>
-      <w:widowControl w:val="0"/>
-      <w:jc w:val="both"/>
-    </w:pPr>
-  </w:style>
-  <w:style w:type="paragraph" w:customStyle="1" w:styleId="9496CC28BED447338AABE6E26BB12737">
-    <w:name w:val="9496CC28BED447338AABE6E26BB12737"/>
-    <w:rsid w:val="00A61DD8"/>
-    <w:pPr>
-      <w:widowControl w:val="0"/>
-      <w:jc w:val="both"/>
-    </w:pPr>
-  </w:style>
-  <w:style w:type="paragraph" w:customStyle="1" w:styleId="5667525125C748DCBFC5FEED59F2B6C5">
-    <w:name w:val="5667525125C748DCBFC5FEED59F2B6C5"/>
-    <w:rsid w:val="00A61DD8"/>
-    <w:pPr>
-      <w:widowControl w:val="0"/>
-      <w:jc w:val="both"/>
-    </w:pPr>
-  </w:style>
-  <w:style w:type="paragraph" w:customStyle="1" w:styleId="C664B344C123438380ADB1F17581D233">
-    <w:name w:val="C664B344C123438380ADB1F17581D233"/>
-    <w:rsid w:val="00A61DD8"/>
-    <w:pPr>
-      <w:widowControl w:val="0"/>
-      <w:jc w:val="both"/>
-    </w:pPr>
-  </w:style>
-  <w:style w:type="paragraph" w:customStyle="1" w:styleId="510551445D88426C9286D973E90C28F7">
-    <w:name w:val="510551445D88426C9286D973E90C28F7"/>
-    <w:rsid w:val="00A61DD8"/>
-    <w:pPr>
-      <w:widowControl w:val="0"/>
-      <w:jc w:val="both"/>
-    </w:pPr>
-  </w:style>
   <w:style w:type="paragraph" w:customStyle="1" w:styleId="B43BA72D255F4FE39DF027B41D6AC386">
     <w:name w:val="B43BA72D255F4FE39DF027B41D6AC386"/>
     <w:rsid w:val="00A61DD8"/>
@@ -13057,17 +12740,6 @@
   </w:style>
   <w:style w:type="paragraph" w:customStyle="1" w:styleId="F45EF4E586D944D88C8931E45AA4B321">
     <w:name w:val="F45EF4E586D944D88C8931E45AA4B321"/>
-    <w:rsid w:val="00A61DD8"/>
-    <w:pPr>
-      <w:widowControl w:val="0"/>
-    </w:pPr>
-    <w:rPr>
-      <w:szCs w:val="24"/>
-      <w14:ligatures w14:val="standardContextual"/>
-    </w:rPr>
-  </w:style>
-  <w:style w:type="paragraph" w:customStyle="1" w:styleId="EB8E6EBED94144CCAF628B5A7FDCA49D">
-    <w:name w:val="EB8E6EBED94144CCAF628B5A7FDCA49D"/>
     <w:rsid w:val="00A61DD8"/>
     <w:pPr>
       <w:widowControl w:val="0"/>
@@ -13528,17 +13200,6 @@
       <w14:ligatures w14:val="standardContextual"/>
     </w:rPr>
   </w:style>
-  <w:style w:type="paragraph" w:customStyle="1" w:styleId="592F639F463E4E13B91BE2CF8EBC9191">
-    <w:name w:val="592F639F463E4E13B91BE2CF8EBC9191"/>
-    <w:rsid w:val="00A61DD8"/>
-    <w:pPr>
-      <w:widowControl w:val="0"/>
-    </w:pPr>
-    <w:rPr>
-      <w:szCs w:val="24"/>
-      <w14:ligatures w14:val="standardContextual"/>
-    </w:rPr>
-  </w:style>
   <w:style w:type="paragraph" w:customStyle="1" w:styleId="6D565EAF94C142BBB2840A0F8FBF4F24">
     <w:name w:val="6D565EAF94C142BBB2840A0F8FBF4F24"/>
     <w:rsid w:val="00A61DD8"/>
@@ -13576,7 +13237,7 @@
 </file>
 
 <file path=word/glossary/webSettings.xml><?xml version="1.0" encoding="utf-8"?>
-<w:webSettings xmlns:mc="http://schemas.openxmlformats.org/markup-compatibility/2006" xmlns:r="http://schemas.openxmlformats.org/officeDocument/2006/relationships" xmlns:w="http://schemas.openxmlformats.org/wordprocessingml/2006/main" xmlns:w14="http://schemas.microsoft.com/office/word/2010/wordml" xmlns:w15="http://schemas.microsoft.com/office/word/2012/wordml" xmlns:w16cex="http://schemas.microsoft.com/office/word/2018/wordml/cex" xmlns:w16cid="http://schemas.microsoft.com/office/word/2016/wordml/cid" xmlns:w16="http://schemas.microsoft.com/office/word/2018/wordml" xmlns:w16du="http://schemas.microsoft.com/office/word/2023/wordml/word16du" xmlns:w16sdtdh="http://schemas.microsoft.com/office/word/2020/wordml/sdtdatahash" xmlns:w16sdtfl="http://schemas.microsoft.com/office/word/2024/wordml/sdtformatlock" xmlns:w16se="http://schemas.microsoft.com/office/word/2015/wordml/symex" mc:Ignorable="w14 w15 w16se w16cid w16 w16cex w16sdtdh w16sdtfl w16du">
+<w:webSettings xmlns:mc="http://schemas.openxmlformats.org/markup-compatibility/2006" xmlns:r="http://schemas.openxmlformats.org/officeDocument/2006/relationships" xmlns:w="http://schemas.openxmlformats.org/wordprocessingml/2006/main" xmlns:w14="http://schemas.microsoft.com/office/word/2010/wordml" xmlns:w15="http://schemas.microsoft.com/office/word/2012/wordml" xmlns:w16cex="http://schemas.microsoft.com/office/word/2018/wordml/cex" xmlns:w16cid="http://schemas.microsoft.com/office/word/2016/wordml/cid" xmlns:w16="http://schemas.microsoft.com/office/word/2018/wordml" xmlns:w16sdtdh="http://schemas.microsoft.com/office/word/2020/wordml/sdtdatahash" xmlns:w16sdtfl="http://schemas.microsoft.com/office/word/2024/wordml/sdtformatlock" xmlns:w16se="http://schemas.microsoft.com/office/word/2015/wordml/symex" xmlns:w16du="http://schemas.microsoft.com/office/word/2023/wordml/word16du" mc:Ignorable="w14 w15 w16se w16cid w16 w16cex w16sdtdh w16sdtfl w16du">
   <w:optimizeForBrowser/>
   <w:allowPNG/>
 </w:webSettings>

--- a/【西宮】同意書・説明書雛形.docx
+++ b/【西宮】同意書・説明書雛形.docx
@@ -15,6 +15,7 @@
         <w:tc>
           <w:tcPr>
             <w:tcW w:w="9634" w:type="dxa"/>
+            <w:vAlign w:val="center"/>
           </w:tcPr>
           <w:p>
             <w:pPr>
@@ -4553,6 +4554,7 @@
         <w:tc>
           <w:tcPr>
             <w:tcW w:w="9634" w:type="dxa"/>
+            <w:vAlign w:val="center"/>
           </w:tcPr>
           <w:p>
             <w:pPr>
@@ -6221,6 +6223,7 @@
               <w:right w:val="single" w:sz="24" w:space="0" w:color="000000" w:themeColor="text1"/>
             </w:tcBorders>
             <w:shd w:val="pct10" w:color="auto" w:fill="auto"/>
+            <w:vAlign w:val="center"/>
           </w:tcPr>
           <w:p>
             <w:pPr>
@@ -7421,6 +7424,7 @@
               <w:right w:val="single" w:sz="24" w:space="0" w:color="000000" w:themeColor="text1"/>
             </w:tcBorders>
             <w:shd w:val="pct10" w:color="auto" w:fill="auto"/>
+            <w:vAlign w:val="center"/>
           </w:tcPr>
           <w:p>
             <w:pPr>
@@ -7500,6 +7504,7 @@
       <w:r>
         <w:rPr>
           <w:rFonts w:asciiTheme="majorEastAsia" w:eastAsiaTheme="majorEastAsia" w:hAnsiTheme="majorEastAsia" w:hint="eastAsia"/>
+          <w:color w:val="EE0000"/>
           <w:sz w:val="24"/>
           <w:szCs w:val="24"/>
           <w:u w:val="single"/>
@@ -8456,7 +8461,7 @@
         <w:sz w:val="16"/>
         <w:szCs w:val="16"/>
       </w:rPr>
-      <w:t>615</w:t>
+      <w:t>704</w:t>
     </w:r>
     <w:r>
       <w:rPr>
@@ -8758,7 +8763,7 @@
         <w:sz w:val="16"/>
         <w:szCs w:val="16"/>
       </w:rPr>
-      <w:t>615</w:t>
+      <w:t>704</w:t>
     </w:r>
     <w:r>
       <w:rPr>
@@ -8794,8 +8799,10 @@
     <w:r>
       <w:rPr>
         <w:rFonts w:hint="eastAsia"/>
+        <w:color w:val="EE0000"/>
         <w:sz w:val="20"/>
         <w:szCs w:val="20"/>
+        <w:u w:val="single"/>
       </w:rPr>
       <w:t>撤回書</w:t>
     </w:r>
@@ -9052,7 +9059,7 @@
         <w:sz w:val="16"/>
         <w:szCs w:val="16"/>
       </w:rPr>
-      <w:t>615</w:t>
+      <w:t>704</w:t>
     </w:r>
     <w:r>
       <w:rPr>
@@ -9349,7 +9356,7 @@
         <w:sz w:val="16"/>
         <w:szCs w:val="16"/>
       </w:rPr>
-      <w:t>615</w:t>
+      <w:t>704</w:t>
     </w:r>
     <w:r>
       <w:rPr>
@@ -12093,6 +12100,7 @@
     <w:rsid w:val="004119AB"/>
     <w:rsid w:val="00417A3C"/>
     <w:rsid w:val="0042459B"/>
+    <w:rsid w:val="00433A58"/>
     <w:rsid w:val="0047077C"/>
     <w:rsid w:val="00494E59"/>
     <w:rsid w:val="004A3D41"/>
@@ -12136,6 +12144,7 @@
     <w:rsid w:val="007A6D1B"/>
     <w:rsid w:val="008039AF"/>
     <w:rsid w:val="00833219"/>
+    <w:rsid w:val="00861D1C"/>
     <w:rsid w:val="00886363"/>
     <w:rsid w:val="008929DB"/>
     <w:rsid w:val="008C16F2"/>

--- a/【西宮】同意書・説明書雛形.docx
+++ b/【西宮】同意書・説明書雛形.docx
@@ -4738,23 +4738,7 @@
                                 <w:rFonts w:hint="eastAsia"/>
                                 <w:color w:val="000000" w:themeColor="text1"/>
                               </w:rPr>
-                              <w:t>$$</w:t>
-                            </w:r>
-                            <w:proofErr w:type="gramStart"/>
-                            <w:r>
-                              <w:rPr>
-                                <w:rFonts w:hint="eastAsia"/>
-                                <w:color w:val="000000" w:themeColor="text1"/>
-                              </w:rPr>
-                              <w:t>QR(001)$</w:t>
-                            </w:r>
-                            <w:proofErr w:type="gramEnd"/>
-                            <w:r>
-                              <w:rPr>
-                                <w:rFonts w:hint="eastAsia"/>
-                                <w:color w:val="000000" w:themeColor="text1"/>
-                              </w:rPr>
-                              <w:t>$</w:t>
+                              <w:t>$$QR(001)$$</w:t>
                             </w:r>
                           </w:p>
                         </w:txbxContent>
@@ -4773,7 +4757,7 @@
           </mc:Choice>
           <mc:Fallback>
             <w:pict>
-              <v:rect w14:anchorId="4E62E630" id="正方形/長方形 2" o:spid="_x0000_s1026" style="position:absolute;left:0;text-align:left;margin-left:408.75pt;margin-top:7.3pt;width:1in;height:1in;z-index:251659264;visibility:visible;mso-wrap-style:square;mso-wrap-distance-left:9pt;mso-wrap-distance-top:0;mso-wrap-distance-right:9pt;mso-wrap-distance-bottom:0;mso-position-horizontal:absolute;mso-position-horizontal-relative:text;mso-position-vertical:absolute;mso-position-vertical-relative:text;v-text-anchor:middle" o:gfxdata="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" fillcolor="white [3212]" strokecolor="black [3213]" strokeweight=".5pt">
+              <v:rect w14:anchorId="4E62E630" id="正方形/長方形 2" o:spid="_x0000_s1026" style="position:absolute;left:0;text-align:left;margin-left:408.75pt;margin-top:7.3pt;width:1in;height:1in;z-index:251659264;visibility:visible;mso-wrap-style:square;mso-wrap-distance-left:9pt;mso-wrap-distance-top:0;mso-wrap-distance-right:9pt;mso-wrap-distance-bottom:0;mso-position-horizontal:absolute;mso-position-horizontal-relative:text;mso-position-vertical:absolute;mso-position-vertical-relative:text;v-text-anchor:middle" o:gfxdata="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" fillcolor="white [3212]" strokecolor="black [3213]" strokeweight=".5pt">
                 <v:textbox>
                   <w:txbxContent>
                     <w:p>
@@ -4788,7 +4772,23 @@
                           <w:rFonts w:hint="eastAsia"/>
                           <w:color w:val="000000" w:themeColor="text1"/>
                         </w:rPr>
-                        <w:t>$$QR(001)$$</w:t>
+                        <w:t>$$</w:t>
+                      </w:r>
+                      <w:proofErr w:type="gramStart"/>
+                      <w:r>
+                        <w:rPr>
+                          <w:rFonts w:hint="eastAsia"/>
+                          <w:color w:val="000000" w:themeColor="text1"/>
+                        </w:rPr>
+                        <w:t>QR(001)$</w:t>
+                      </w:r>
+                      <w:proofErr w:type="gramEnd"/>
+                      <w:r>
+                        <w:rPr>
+                          <w:rFonts w:hint="eastAsia"/>
+                          <w:color w:val="000000" w:themeColor="text1"/>
+                        </w:rPr>
+                        <w:t>$</w:t>
                       </w:r>
                     </w:p>
                   </w:txbxContent>
@@ -6391,23 +6391,7 @@
                                 <w:rFonts w:hint="eastAsia"/>
                                 <w:color w:val="000000" w:themeColor="text1"/>
                               </w:rPr>
-                              <w:t>$$</w:t>
-                            </w:r>
-                            <w:proofErr w:type="gramStart"/>
-                            <w:r>
-                              <w:rPr>
-                                <w:rFonts w:hint="eastAsia"/>
-                                <w:color w:val="000000" w:themeColor="text1"/>
-                              </w:rPr>
-                              <w:t>QR(001)$</w:t>
-                            </w:r>
-                            <w:proofErr w:type="gramEnd"/>
-                            <w:r>
-                              <w:rPr>
-                                <w:rFonts w:hint="eastAsia"/>
-                                <w:color w:val="000000" w:themeColor="text1"/>
-                              </w:rPr>
-                              <w:t>$</w:t>
+                              <w:t>$$QR(001)$$</w:t>
                             </w:r>
                           </w:p>
                         </w:txbxContent>
@@ -6426,7 +6410,7 @@
           </mc:Choice>
           <mc:Fallback>
             <w:pict>
-              <v:rect w14:anchorId="6B285044" id="_x0000_s1027" style="position:absolute;left:0;text-align:left;margin-left:408.6pt;margin-top:7.95pt;width:1in;height:1in;z-index:251661312;visibility:visible;mso-wrap-style:square;mso-wrap-distance-left:9pt;mso-wrap-distance-top:0;mso-wrap-distance-right:9pt;mso-wrap-distance-bottom:0;mso-position-horizontal:absolute;mso-position-horizontal-relative:text;mso-position-vertical:absolute;mso-position-vertical-relative:text;v-text-anchor:middle" o:gfxdata="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" fillcolor="white [3212]" strokecolor="black [3213]" strokeweight=".5pt">
+              <v:rect w14:anchorId="6B285044" id="_x0000_s1027" style="position:absolute;left:0;text-align:left;margin-left:408.6pt;margin-top:7.95pt;width:1in;height:1in;z-index:251661312;visibility:visible;mso-wrap-style:square;mso-wrap-distance-left:9pt;mso-wrap-distance-top:0;mso-wrap-distance-right:9pt;mso-wrap-distance-bottom:0;mso-position-horizontal:absolute;mso-position-horizontal-relative:text;mso-position-vertical:absolute;mso-position-vertical-relative:text;v-text-anchor:middle" o:gfxdata="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" fillcolor="white [3212]" strokecolor="black [3213]" strokeweight=".5pt">
                 <v:textbox>
                   <w:txbxContent>
                     <w:p>
@@ -6441,7 +6425,23 @@
                           <w:rFonts w:hint="eastAsia"/>
                           <w:color w:val="000000" w:themeColor="text1"/>
                         </w:rPr>
-                        <w:t>$$QR(001)$$</w:t>
+                        <w:t>$$</w:t>
+                      </w:r>
+                      <w:proofErr w:type="gramStart"/>
+                      <w:r>
+                        <w:rPr>
+                          <w:rFonts w:hint="eastAsia"/>
+                          <w:color w:val="000000" w:themeColor="text1"/>
+                        </w:rPr>
+                        <w:t>QR(001)$</w:t>
+                      </w:r>
+                      <w:proofErr w:type="gramEnd"/>
+                      <w:r>
+                        <w:rPr>
+                          <w:rFonts w:hint="eastAsia"/>
+                          <w:color w:val="000000" w:themeColor="text1"/>
+                        </w:rPr>
+                        <w:t>$</w:t>
                       </w:r>
                     </w:p>
                   </w:txbxContent>
@@ -8210,29 +8210,21 @@
     </w:pPr>
     <w:r>
       <w:rPr>
-        <w:rFonts w:hint="eastAsia"/>
-        <w:sz w:val="20"/>
-        <w:szCs w:val="21"/>
-      </w:rPr>
-      <w:t>説明書</w:t>
-    </w:r>
-    <w:r>
-      <w:rPr>
         <w:rFonts w:ascii="ＭＳ 明朝" w:hAnsi="ＭＳ 明朝" w:hint="eastAsia"/>
         <w:noProof/>
         <w:sz w:val="22"/>
         <w:szCs w:val="21"/>
       </w:rPr>
       <w:drawing>
-        <wp:anchor distT="0" distB="0" distL="114300" distR="114300" simplePos="0" relativeHeight="251657216" behindDoc="0" locked="0" layoutInCell="1" allowOverlap="1" wp14:anchorId="681DD06C" wp14:editId="3D7B0DCB">
+        <wp:anchor distT="0" distB="0" distL="114300" distR="114300" simplePos="0" relativeHeight="251657216" behindDoc="0" locked="0" layoutInCell="1" allowOverlap="1" wp14:anchorId="681DD06C" wp14:editId="305C1C40">
           <wp:simplePos x="0" y="0"/>
           <wp:positionH relativeFrom="column">
             <wp:posOffset>4064000</wp:posOffset>
           </wp:positionH>
           <wp:positionV relativeFrom="paragraph">
-            <wp:posOffset>140335</wp:posOffset>
+            <wp:posOffset>156210</wp:posOffset>
           </wp:positionV>
-          <wp:extent cx="236572" cy="192505"/>
+          <wp:extent cx="236220" cy="192405"/>
           <wp:effectExtent l="0" t="0" r="5080" b="0"/>
           <wp:wrapNone/>
           <wp:docPr id="575723369" name="図 575723369"/>
@@ -8264,7 +8256,7 @@
                 <pic:spPr bwMode="auto">
                   <a:xfrm>
                     <a:off x="0" y="0"/>
-                    <a:ext cx="236572" cy="192505"/>
+                    <a:ext cx="236220" cy="192405"/>
                   </a:xfrm>
                   <a:prstGeom prst="rect">
                     <a:avLst/>
@@ -8285,6 +8277,14 @@
           </wp14:sizeRelV>
         </wp:anchor>
       </w:drawing>
+    </w:r>
+    <w:r>
+      <w:rPr>
+        <w:rFonts w:hint="eastAsia"/>
+        <w:sz w:val="20"/>
+        <w:szCs w:val="21"/>
+      </w:rPr>
+      <w:t>説明書</w:t>
     </w:r>
     <w:r>
       <w:rPr>
@@ -8461,7 +8461,16 @@
         <w:sz w:val="16"/>
         <w:szCs w:val="16"/>
       </w:rPr>
-      <w:t>704</w:t>
+      <w:t>70</w:t>
+    </w:r>
+    <w:r>
+      <w:rPr>
+        <w:rFonts w:asciiTheme="majorEastAsia" w:eastAsiaTheme="majorEastAsia" w:hAnsiTheme="majorEastAsia" w:hint="eastAsia"/>
+        <w:color w:val="BFBFBF" w:themeColor="background1" w:themeShade="BF"/>
+        <w:sz w:val="16"/>
+        <w:szCs w:val="16"/>
+      </w:rPr>
+      <w:t>6</w:t>
     </w:r>
     <w:r>
       <w:rPr>
@@ -8504,29 +8513,21 @@
     </w:pPr>
     <w:r>
       <w:rPr>
-        <w:rFonts w:hint="eastAsia"/>
-        <w:sz w:val="20"/>
-        <w:szCs w:val="20"/>
-      </w:rPr>
-      <w:t>同意書</w:t>
-    </w:r>
-    <w:r>
-      <w:rPr>
         <w:rFonts w:ascii="ＭＳ 明朝" w:hAnsi="ＭＳ 明朝" w:hint="eastAsia"/>
         <w:noProof/>
         <w:sz w:val="20"/>
         <w:szCs w:val="20"/>
       </w:rPr>
       <w:drawing>
-        <wp:anchor distT="0" distB="0" distL="114300" distR="114300" simplePos="0" relativeHeight="251659264" behindDoc="0" locked="0" layoutInCell="1" allowOverlap="1" wp14:anchorId="4855FB74" wp14:editId="259C5C12">
+        <wp:anchor distT="0" distB="0" distL="114300" distR="114300" simplePos="0" relativeHeight="251659264" behindDoc="0" locked="0" layoutInCell="1" allowOverlap="1" wp14:anchorId="4855FB74" wp14:editId="044A4964">
           <wp:simplePos x="0" y="0"/>
           <wp:positionH relativeFrom="column">
             <wp:posOffset>4064000</wp:posOffset>
           </wp:positionH>
           <wp:positionV relativeFrom="paragraph">
-            <wp:posOffset>140335</wp:posOffset>
+            <wp:posOffset>156210</wp:posOffset>
           </wp:positionV>
-          <wp:extent cx="236572" cy="192505"/>
+          <wp:extent cx="236220" cy="192405"/>
           <wp:effectExtent l="0" t="0" r="5080" b="0"/>
           <wp:wrapNone/>
           <wp:docPr id="1426409243" name="図 1426409243"/>
@@ -8558,7 +8559,7 @@
                 <pic:spPr bwMode="auto">
                   <a:xfrm>
                     <a:off x="0" y="0"/>
-                    <a:ext cx="236572" cy="192505"/>
+                    <a:ext cx="236220" cy="192405"/>
                   </a:xfrm>
                   <a:prstGeom prst="rect">
                     <a:avLst/>
@@ -8579,6 +8580,14 @@
           </wp14:sizeRelV>
         </wp:anchor>
       </w:drawing>
+    </w:r>
+    <w:r>
+      <w:rPr>
+        <w:rFonts w:hint="eastAsia"/>
+        <w:sz w:val="20"/>
+        <w:szCs w:val="20"/>
+      </w:rPr>
+      <w:t>同意書</w:t>
     </w:r>
     <w:r>
       <w:rPr>
@@ -8763,7 +8772,16 @@
         <w:sz w:val="16"/>
         <w:szCs w:val="16"/>
       </w:rPr>
-      <w:t>704</w:t>
+      <w:t>70</w:t>
+    </w:r>
+    <w:r>
+      <w:rPr>
+        <w:rFonts w:asciiTheme="majorEastAsia" w:eastAsiaTheme="majorEastAsia" w:hAnsiTheme="majorEastAsia" w:hint="eastAsia"/>
+        <w:color w:val="BFBFBF" w:themeColor="background1" w:themeShade="BF"/>
+        <w:sz w:val="16"/>
+        <w:szCs w:val="16"/>
+      </w:rPr>
+      <w:t>6</w:t>
     </w:r>
     <w:r>
       <w:rPr>
@@ -8798,31 +8816,21 @@
     </w:pPr>
     <w:r>
       <w:rPr>
-        <w:rFonts w:hint="eastAsia"/>
-        <w:color w:val="EE0000"/>
-        <w:sz w:val="20"/>
-        <w:szCs w:val="20"/>
-        <w:u w:val="single"/>
-      </w:rPr>
-      <w:t>撤回書</w:t>
-    </w:r>
-    <w:r>
-      <w:rPr>
         <w:rFonts w:ascii="ＭＳ 明朝" w:hAnsi="ＭＳ 明朝" w:hint="eastAsia"/>
         <w:noProof/>
         <w:sz w:val="20"/>
         <w:szCs w:val="20"/>
       </w:rPr>
       <w:drawing>
-        <wp:anchor distT="0" distB="0" distL="114300" distR="114300" simplePos="0" relativeHeight="251661312" behindDoc="0" locked="0" layoutInCell="1" allowOverlap="1" wp14:anchorId="336AD4C4" wp14:editId="24713540">
+        <wp:anchor distT="0" distB="0" distL="114300" distR="114300" simplePos="0" relativeHeight="251661312" behindDoc="0" locked="0" layoutInCell="1" allowOverlap="1" wp14:anchorId="336AD4C4" wp14:editId="56FFA93F">
           <wp:simplePos x="0" y="0"/>
           <wp:positionH relativeFrom="column">
             <wp:posOffset>4064000</wp:posOffset>
           </wp:positionH>
           <wp:positionV relativeFrom="paragraph">
-            <wp:posOffset>140335</wp:posOffset>
+            <wp:posOffset>156210</wp:posOffset>
           </wp:positionV>
-          <wp:extent cx="236572" cy="192505"/>
+          <wp:extent cx="236220" cy="192405"/>
           <wp:effectExtent l="0" t="0" r="5080" b="0"/>
           <wp:wrapNone/>
           <wp:docPr id="1427676634" name="図 1427676634"/>
@@ -8854,7 +8862,7 @@
                 <pic:spPr bwMode="auto">
                   <a:xfrm>
                     <a:off x="0" y="0"/>
-                    <a:ext cx="236572" cy="192505"/>
+                    <a:ext cx="236220" cy="192405"/>
                   </a:xfrm>
                   <a:prstGeom prst="rect">
                     <a:avLst/>
@@ -8875,6 +8883,15 @@
           </wp14:sizeRelV>
         </wp:anchor>
       </w:drawing>
+    </w:r>
+    <w:r>
+      <w:rPr>
+        <w:rFonts w:hint="eastAsia"/>
+        <w:sz w:val="20"/>
+        <w:szCs w:val="20"/>
+        <w:u w:val="single"/>
+      </w:rPr>
+      <w:t>撤回書</w:t>
     </w:r>
     <w:r>
       <w:rPr>
@@ -9059,7 +9076,16 @@
         <w:sz w:val="16"/>
         <w:szCs w:val="16"/>
       </w:rPr>
-      <w:t>704</w:t>
+      <w:t>70</w:t>
+    </w:r>
+    <w:r>
+      <w:rPr>
+        <w:rFonts w:asciiTheme="majorEastAsia" w:eastAsiaTheme="majorEastAsia" w:hAnsiTheme="majorEastAsia" w:hint="eastAsia"/>
+        <w:color w:val="BFBFBF" w:themeColor="background1" w:themeShade="BF"/>
+        <w:sz w:val="16"/>
+        <w:szCs w:val="16"/>
+      </w:rPr>
+      <w:t>6</w:t>
     </w:r>
     <w:r>
       <w:rPr>
@@ -9094,45 +9120,21 @@
     </w:pPr>
     <w:r>
       <w:rPr>
-        <w:rFonts w:hint="eastAsia"/>
-        <w:sz w:val="20"/>
-        <w:szCs w:val="20"/>
-      </w:rPr>
-      <w:t>説明</w:t>
-    </w:r>
-    <w:r>
-      <w:rPr>
-        <w:rFonts w:hint="eastAsia"/>
-        <w:sz w:val="20"/>
-        <w:szCs w:val="20"/>
-      </w:rPr>
-      <w:t>補助</w:t>
-    </w:r>
-    <w:r>
-      <w:rPr>
-        <w:rFonts w:hint="eastAsia"/>
-        <w:sz w:val="20"/>
-        <w:szCs w:val="20"/>
-      </w:rPr>
-      <w:t>書</w:t>
-    </w:r>
-    <w:r>
-      <w:rPr>
         <w:rFonts w:ascii="ＭＳ 明朝" w:hAnsi="ＭＳ 明朝" w:hint="eastAsia"/>
         <w:noProof/>
         <w:sz w:val="20"/>
         <w:szCs w:val="20"/>
       </w:rPr>
       <w:drawing>
-        <wp:anchor distT="0" distB="0" distL="114300" distR="114300" simplePos="0" relativeHeight="251663360" behindDoc="0" locked="0" layoutInCell="1" allowOverlap="1" wp14:anchorId="6FE15B2E" wp14:editId="3373E980">
+        <wp:anchor distT="0" distB="0" distL="114300" distR="114300" simplePos="0" relativeHeight="251663360" behindDoc="0" locked="0" layoutInCell="1" allowOverlap="1" wp14:anchorId="6FE15B2E" wp14:editId="4B13360E">
           <wp:simplePos x="0" y="0"/>
           <wp:positionH relativeFrom="column">
             <wp:posOffset>4064000</wp:posOffset>
           </wp:positionH>
           <wp:positionV relativeFrom="paragraph">
-            <wp:posOffset>140335</wp:posOffset>
+            <wp:posOffset>156210</wp:posOffset>
           </wp:positionV>
-          <wp:extent cx="236572" cy="192505"/>
+          <wp:extent cx="236220" cy="192405"/>
           <wp:effectExtent l="0" t="0" r="5080" b="0"/>
           <wp:wrapNone/>
           <wp:docPr id="460785652" name="図 460785652"/>
@@ -9164,7 +9166,7 @@
                 <pic:spPr bwMode="auto">
                   <a:xfrm>
                     <a:off x="0" y="0"/>
-                    <a:ext cx="236572" cy="192505"/>
+                    <a:ext cx="236220" cy="192405"/>
                   </a:xfrm>
                   <a:prstGeom prst="rect">
                     <a:avLst/>
@@ -9185,6 +9187,30 @@
           </wp14:sizeRelV>
         </wp:anchor>
       </w:drawing>
+    </w:r>
+    <w:r>
+      <w:rPr>
+        <w:rFonts w:hint="eastAsia"/>
+        <w:sz w:val="20"/>
+        <w:szCs w:val="20"/>
+      </w:rPr>
+      <w:t>説明</w:t>
+    </w:r>
+    <w:r>
+      <w:rPr>
+        <w:rFonts w:hint="eastAsia"/>
+        <w:sz w:val="20"/>
+        <w:szCs w:val="20"/>
+      </w:rPr>
+      <w:t>補助</w:t>
+    </w:r>
+    <w:r>
+      <w:rPr>
+        <w:rFonts w:hint="eastAsia"/>
+        <w:sz w:val="20"/>
+        <w:szCs w:val="20"/>
+      </w:rPr>
+      <w:t>書</w:t>
     </w:r>
     <w:r>
       <w:rPr>
@@ -9356,7 +9382,16 @@
         <w:sz w:val="16"/>
         <w:szCs w:val="16"/>
       </w:rPr>
-      <w:t>704</w:t>
+      <w:t>70</w:t>
+    </w:r>
+    <w:r>
+      <w:rPr>
+        <w:rFonts w:asciiTheme="majorEastAsia" w:eastAsiaTheme="majorEastAsia" w:hAnsiTheme="majorEastAsia" w:hint="eastAsia"/>
+        <w:color w:val="BFBFBF" w:themeColor="background1" w:themeShade="BF"/>
+        <w:sz w:val="16"/>
+        <w:szCs w:val="16"/>
+      </w:rPr>
+      <w:t>6</w:t>
     </w:r>
     <w:r>
       <w:rPr>
@@ -12066,6 +12101,7 @@
     <w:rsid w:val="000B4882"/>
     <w:rsid w:val="000E1CAB"/>
     <w:rsid w:val="000E68B9"/>
+    <w:rsid w:val="00114193"/>
     <w:rsid w:val="001325EB"/>
     <w:rsid w:val="001654EB"/>
     <w:rsid w:val="00175F61"/>
@@ -12214,6 +12250,7 @@
     <w:rsid w:val="00E91665"/>
     <w:rsid w:val="00EA227B"/>
     <w:rsid w:val="00EA2D5B"/>
+    <w:rsid w:val="00EA3BB1"/>
     <w:rsid w:val="00EB009D"/>
     <w:rsid w:val="00EB0C31"/>
     <w:rsid w:val="00EC35CF"/>
@@ -12224,6 +12261,7 @@
     <w:rsid w:val="00F36DC1"/>
     <w:rsid w:val="00F42A60"/>
     <w:rsid w:val="00F76D08"/>
+    <w:rsid w:val="00F95DAD"/>
     <w:rsid w:val="00FB1BB2"/>
     <w:rsid w:val="00FD0F42"/>
   </w:rsids>
